--- a/frontend/public/templates/weekly-template.docx
+++ b/frontend/public/templates/weekly-template.docx
@@ -6,7 +6,7 @@
     <w:p>
       <w:pPr>
         <w:jc w:val="center"/>
-        <w:spacing w:after="200" w:line="276" w:lineRule="auto"/>
+        <w:spacing w:before="120" w:after="120" w:line="240" w:lineRule="auto"/>
       </w:pPr>
       <w:r>
         <w:rPr>
@@ -22,13 +22,13 @@
     </w:p>
     <w:p>
       <w:pPr>
-        <w:spacing w:after="200" w:line="276" w:lineRule="auto"/>
+        <w:spacing w:after="120" w:line="240" w:lineRule="auto"/>
       </w:pPr>
     </w:p>
     <w:p>
       <w:pPr>
         <w:jc w:val="both"/>
-        <w:spacing w:after="200" w:line="276" w:lineRule="auto"/>
+        <w:spacing w:before="120" w:after="120" w:line="240" w:lineRule="auto"/>
       </w:pPr>
       <w:r>
         <w:rPr>
@@ -48,7 +48,7 @@
           <w:sz w:val="24"/>
           <w:szCs w:val="24"/>
         </w:rPr>
-        <w:t xml:space="preserve">{week_ordinal} week of the Month</w:t>
+        <w:t xml:space="preserve">{week_ordinal}</w:t>
       </w:r>
       <w:r>
         <w:rPr>
@@ -57,7 +57,7 @@
           <w:sz w:val="24"/>
           <w:szCs w:val="24"/>
         </w:rPr>
-        <w:t xml:space="preserve"> Dated: </w:t>
+        <w:t xml:space="preserve"> week of the month dated </w:t>
       </w:r>
       <w:r>
         <w:rPr>
@@ -68,7 +68,7 @@
           <w:sz w:val="24"/>
           <w:szCs w:val="24"/>
         </w:rPr>
-        <w:t xml:space="preserve">{week_range}</w:t>
+        <w:t xml:space="preserve">{start_date}</w:t>
       </w:r>
       <w:r>
         <w:rPr>
@@ -77,7 +77,7 @@
           <w:sz w:val="24"/>
           <w:szCs w:val="24"/>
         </w:rPr>
-        <w:t xml:space="preserve">. The Municipal Disaster Risk Reduction and Management Office (</w:t>
+        <w:t xml:space="preserve"> to </w:t>
       </w:r>
       <w:r>
         <w:rPr>
@@ -88,7 +88,7 @@
           <w:sz w:val="24"/>
           <w:szCs w:val="24"/>
         </w:rPr>
-        <w:t xml:space="preserve">MDRRMO</w:t>
+        <w:t xml:space="preserve">{end_date}</w:t>
       </w:r>
       <w:r>
         <w:rPr>
@@ -97,7 +97,7 @@
           <w:sz w:val="24"/>
           <w:szCs w:val="24"/>
         </w:rPr>
-        <w:t xml:space="preserve">) emergency responders responded to </w:t>
+        <w:t xml:space="preserve">, the MDRRMO responded to </w:t>
       </w:r>
       <w:r>
         <w:rPr>
@@ -108,7 +108,7 @@
           <w:sz w:val="24"/>
           <w:szCs w:val="24"/>
         </w:rPr>
-        <w:t xml:space="preserve">{total_word} ({total_num})</w:t>
+        <w:t xml:space="preserve">{total_incidents}</w:t>
       </w:r>
       <w:r>
         <w:rPr>
@@ -117,14 +117,18 @@
           <w:sz w:val="24"/>
           <w:szCs w:val="24"/>
         </w:rPr>
-        <w:t xml:space="preserve"> incident{total_plural}.</w:t>
+        <w:t xml:space="preserve"> incidents.</w:t>
       </w:r>
     </w:p>
-{#has_trauma}
     <w:p>
       <w:pPr>
+        <w:spacing w:after="120" w:line="240" w:lineRule="auto"/>
+      </w:pPr>
+    </w:p>
+    <w:p>
+      <w:pPr>
         <w:jc w:val="both"/>
-        <w:spacing w:after="200" w:line="276" w:lineRule="auto"/>
+        <w:spacing w:before="120" w:after="120" w:line="240" w:lineRule="auto"/>
       </w:pPr>
       <w:r>
         <w:rPr>
@@ -133,8 +137,14 @@
           <w:sz w:val="24"/>
           <w:szCs w:val="24"/>
         </w:rPr>
-        <w:t xml:space="preserve">       That </w:t>
-      </w:r>
+        <w:t xml:space="preserve">Of these,</w:t>
+      </w:r>
+    </w:p>
+    <w:p>
+      <w:pPr>
+        <w:jc w:val="both"/>
+        <w:spacing w:before="120" w:after="120" w:line="240" w:lineRule="auto"/>
+      </w:pPr>
       <w:r>
         <w:rPr>
           <w:rFonts w:ascii="Arial" w:hAnsi="Arial" w:cs="Arial"/>
@@ -144,7 +154,7 @@
           <w:sz w:val="24"/>
           <w:szCs w:val="24"/>
         </w:rPr>
-        <w:t xml:space="preserve">{trauma_word} ({trauma_num})</w:t>
+        <w:t xml:space="preserve">{trauma_count}</w:t>
       </w:r>
       <w:r>
         <w:rPr>
@@ -153,8 +163,14 @@
           <w:sz w:val="24"/>
           <w:szCs w:val="24"/>
         </w:rPr>
-        <w:t xml:space="preserve"> of the incidents were </w:t>
-      </w:r>
+        <w:t xml:space="preserve"> were Trauma Emergencies,</w:t>
+      </w:r>
+    </w:p>
+    <w:p>
+      <w:pPr>
+        <w:jc w:val="both"/>
+        <w:spacing w:before="120" w:after="120" w:line="240" w:lineRule="auto"/>
+      </w:pPr>
       <w:r>
         <w:rPr>
           <w:rFonts w:ascii="Arial" w:hAnsi="Arial" w:cs="Arial"/>
@@ -164,7 +180,7 @@
           <w:sz w:val="24"/>
           <w:szCs w:val="24"/>
         </w:rPr>
-        <w:t xml:space="preserve">Trauma / Vehicular Accident Emergencies</w:t>
+        <w:t xml:space="preserve">{medical_count}</w:t>
       </w:r>
       <w:r>
         <w:rPr>
@@ -173,25 +189,14 @@
           <w:sz w:val="24"/>
           <w:szCs w:val="24"/>
         </w:rPr>
-        <w:t xml:space="preserve">, wherein patients obtained various injuries including abrasions, laceration wounds, contusions, and fractures. All conscious patients were given proper care management and immediately transported to the hospital for further evaluation and treatment.</w:t>
+        <w:t xml:space="preserve"> were Medical Emergencies, and</w:t>
       </w:r>
     </w:p>
-{/has_trauma}
-{#has_medical}
     <w:p>
       <w:pPr>
         <w:jc w:val="both"/>
-        <w:spacing w:after="200" w:line="276" w:lineRule="auto"/>
-      </w:pPr>
-      <w:r>
-        <w:rPr>
-          <w:rFonts w:ascii="Arial" w:hAnsi="Arial" w:cs="Arial"/>
-          <w:color w:val="000000"/>
-          <w:sz w:val="24"/>
-          <w:szCs w:val="24"/>
-        </w:rPr>
-        <w:t xml:space="preserve">       That </w:t>
-      </w:r>
+        <w:spacing w:before="120" w:after="120" w:line="240" w:lineRule="auto"/>
+      </w:pPr>
       <w:r>
         <w:rPr>
           <w:rFonts w:ascii="Arial" w:hAnsi="Arial" w:cs="Arial"/>
@@ -201,7 +206,7 @@
           <w:sz w:val="24"/>
           <w:szCs w:val="24"/>
         </w:rPr>
-        <w:t xml:space="preserve">{medical_word} ({medical_num})</w:t>
+        <w:t xml:space="preserve">{medical_conduction_count}</w:t>
       </w:r>
       <w:r>
         <w:rPr>
@@ -210,8 +215,34 @@
           <w:sz w:val="24"/>
           <w:szCs w:val="24"/>
         </w:rPr>
-        <w:t xml:space="preserve"> of the incidents were </w:t>
-      </w:r>
+        <w:t xml:space="preserve"> was a Medical Conduction.</w:t>
+      </w:r>
+    </w:p>
+    <w:p>
+      <w:pPr>
+        <w:spacing w:after="120" w:line="240" w:lineRule="auto"/>
+      </w:pPr>
+    </w:p>
+    <w:p>
+      <w:pPr>
+        <w:jc w:val="both"/>
+        <w:spacing w:before="120" w:after="120" w:line="240" w:lineRule="auto"/>
+      </w:pPr>
+      <w:r>
+        <w:rPr>
+          <w:rFonts w:ascii="Arial" w:hAnsi="Arial" w:cs="Arial"/>
+          <w:color w:val="000000"/>
+          <w:sz w:val="24"/>
+          <w:szCs w:val="24"/>
+        </w:rPr>
+        <w:t xml:space="preserve">Among the Trauma Emergencies,</w:t>
+      </w:r>
+    </w:p>
+    <w:p>
+      <w:pPr>
+        <w:jc w:val="both"/>
+        <w:spacing w:before="120" w:after="120" w:line="240" w:lineRule="auto"/>
+      </w:pPr>
       <w:r>
         <w:rPr>
           <w:rFonts w:ascii="Arial" w:hAnsi="Arial" w:cs="Arial"/>
@@ -221,7 +252,7 @@
           <w:sz w:val="24"/>
           <w:szCs w:val="24"/>
         </w:rPr>
-        <w:t xml:space="preserve">Medical Emergencies</w:t>
+        <w:t xml:space="preserve">{dead_count}</w:t>
       </w:r>
       <w:r>
         <w:rPr>
@@ -230,25 +261,14 @@
           <w:sz w:val="24"/>
           <w:szCs w:val="24"/>
         </w:rPr>
-        <w:t xml:space="preserve">, involving conditions such as dizziness, hypertension, difficulty of breathing, body weakness, and other related medical conditions. Patients were assessed, given proper care, and transported to the hospital for further treatment.</w:t>
+        <w:t xml:space="preserve"> patients were reported dead on the spot,</w:t>
       </w:r>
     </w:p>
-{/has_medical}
-{#has_fire}
     <w:p>
       <w:pPr>
         <w:jc w:val="both"/>
-        <w:spacing w:after="200" w:line="276" w:lineRule="auto"/>
-      </w:pPr>
-      <w:r>
-        <w:rPr>
-          <w:rFonts w:ascii="Arial" w:hAnsi="Arial" w:cs="Arial"/>
-          <w:color w:val="000000"/>
-          <w:sz w:val="24"/>
-          <w:szCs w:val="24"/>
-        </w:rPr>
-        <w:t xml:space="preserve">       That </w:t>
-      </w:r>
+        <w:spacing w:before="120" w:after="120" w:line="240" w:lineRule="auto"/>
+      </w:pPr>
       <w:r>
         <w:rPr>
           <w:rFonts w:ascii="Arial" w:hAnsi="Arial" w:cs="Arial"/>
@@ -258,7 +278,7 @@
           <w:sz w:val="24"/>
           <w:szCs w:val="24"/>
         </w:rPr>
-        <w:t xml:space="preserve">{fire_word} ({fire_num})</w:t>
+        <w:t xml:space="preserve">{cancelled_count}</w:t>
       </w:r>
       <w:r>
         <w:rPr>
@@ -267,8 +287,14 @@
           <w:sz w:val="24"/>
           <w:szCs w:val="24"/>
         </w:rPr>
-        <w:t xml:space="preserve"> of the incidents were </w:t>
-      </w:r>
+        <w:t xml:space="preserve"> incident was cancelled,</w:t>
+      </w:r>
+    </w:p>
+    <w:p>
+      <w:pPr>
+        <w:jc w:val="both"/>
+        <w:spacing w:before="120" w:after="120" w:line="240" w:lineRule="auto"/>
+      </w:pPr>
       <w:r>
         <w:rPr>
           <w:rFonts w:ascii="Arial" w:hAnsi="Arial" w:cs="Arial"/>
@@ -278,7 +304,7 @@
           <w:sz w:val="24"/>
           <w:szCs w:val="24"/>
         </w:rPr>
-        <w:t xml:space="preserve">Fire Incidents</w:t>
+        <w:t xml:space="preserve">{transported_count}</w:t>
       </w:r>
       <w:r>
         <w:rPr>
@@ -287,15 +313,18 @@
           <w:sz w:val="24"/>
           <w:szCs w:val="24"/>
         </w:rPr>
-        <w:t xml:space="preserve">, to which MDRRMO emergency responders immediately responded in coordination with the Bureau of Fire Protection.</w:t>
+        <w:t xml:space="preserve"> patients were transported after receiving proper care.</w:t>
       </w:r>
     </w:p>
-{/has_fire}
-{#has_crime}
     <w:p>
       <w:pPr>
+        <w:spacing w:after="120" w:line="240" w:lineRule="auto"/>
+      </w:pPr>
+    </w:p>
+    <w:p>
+      <w:pPr>
         <w:jc w:val="both"/>
-        <w:spacing w:after="200" w:line="276" w:lineRule="auto"/>
+        <w:spacing w:before="120" w:after="120" w:line="240" w:lineRule="auto"/>
       </w:pPr>
       <w:r>
         <w:rPr>
@@ -304,8 +333,14 @@
           <w:sz w:val="24"/>
           <w:szCs w:val="24"/>
         </w:rPr>
-        <w:t xml:space="preserve">       That </w:t>
-      </w:r>
+        <w:t xml:space="preserve">The common injuries observed were:</w:t>
+      </w:r>
+    </w:p>
+    <w:p>
+      <w:pPr>
+        <w:jc w:val="both"/>
+        <w:spacing w:before="120" w:after="120" w:line="240" w:lineRule="auto"/>
+      </w:pPr>
       <w:r>
         <w:rPr>
           <w:rFonts w:ascii="Arial" w:hAnsi="Arial" w:cs="Arial"/>
@@ -315,7 +350,7 @@
           <w:sz w:val="24"/>
           <w:szCs w:val="24"/>
         </w:rPr>
-        <w:t xml:space="preserve">{crime_word} ({crime_num})</w:t>
+        <w:t xml:space="preserve">{injury_list}</w:t>
       </w:r>
       <w:r>
         <w:rPr>
@@ -324,8 +359,49 @@
           <w:sz w:val="24"/>
           <w:szCs w:val="24"/>
         </w:rPr>
-        <w:t xml:space="preserve"> of the incidents were </w:t>
-      </w:r>
+        <w:t xml:space="preserve">.</w:t>
+      </w:r>
+    </w:p>
+    <w:p>
+      <w:pPr>
+        <w:spacing w:after="120" w:line="240" w:lineRule="auto"/>
+      </w:pPr>
+    </w:p>
+    <w:p>
+      <w:pPr>
+        <w:jc w:val="both"/>
+        <w:spacing w:before="120" w:after="120" w:line="240" w:lineRule="auto"/>
+      </w:pPr>
+      <w:r>
+        <w:rPr>
+          <w:rFonts w:ascii="Arial" w:hAnsi="Arial" w:cs="Arial"/>
+          <w:color w:val="000000"/>
+          <w:sz w:val="24"/>
+          <w:szCs w:val="24"/>
+        </w:rPr>
+        <w:t xml:space="preserve">Among the Medical Emergencies,</w:t>
+      </w:r>
+    </w:p>
+    <w:p>
+      <w:pPr>
+        <w:jc w:val="both"/>
+        <w:spacing w:before="120" w:after="120" w:line="240" w:lineRule="auto"/>
+      </w:pPr>
+      <w:r>
+        <w:rPr>
+          <w:rFonts w:ascii="Arial" w:hAnsi="Arial" w:cs="Arial"/>
+          <w:color w:val="000000"/>
+          <w:sz w:val="24"/>
+          <w:szCs w:val="24"/>
+        </w:rPr>
+        <w:t xml:space="preserve">the recorded chief complaints included:</w:t>
+      </w:r>
+    </w:p>
+    <w:p>
+      <w:pPr>
+        <w:jc w:val="both"/>
+        <w:spacing w:before="120" w:after="120" w:line="240" w:lineRule="auto"/>
+      </w:pPr>
       <w:r>
         <w:rPr>
           <w:rFonts w:ascii="Arial" w:hAnsi="Arial" w:cs="Arial"/>
@@ -335,7 +411,7 @@
           <w:sz w:val="24"/>
           <w:szCs w:val="24"/>
         </w:rPr>
-        <w:t xml:space="preserve">Crime-Related Incidents</w:t>
+        <w:t xml:space="preserve">{complaint_list}</w:t>
       </w:r>
       <w:r>
         <w:rPr>
@@ -344,14 +420,18 @@
           <w:sz w:val="24"/>
           <w:szCs w:val="24"/>
         </w:rPr>
-        <w:t xml:space="preserve">, in which MDRRMO provided emergency medical assistance to affected individuals in coordination with law enforcement.</w:t>
+        <w:t xml:space="preserve">.</w:t>
       </w:r>
     </w:p>
-{/has_crime}
     <w:p>
       <w:pPr>
+        <w:spacing w:after="120" w:line="240" w:lineRule="auto"/>
+      </w:pPr>
+    </w:p>
+    <w:p>
+      <w:pPr>
         <w:jc w:val="both"/>
-        <w:spacing w:after="200" w:line="276" w:lineRule="auto"/>
+        <w:spacing w:before="120" w:after="120" w:line="240" w:lineRule="auto"/>
       </w:pPr>
       <w:r>
         <w:rPr>
@@ -360,272 +440,51 @@
           <w:sz w:val="24"/>
           <w:szCs w:val="24"/>
         </w:rPr>
-        <w:t xml:space="preserve">       That the four (4) teams of the Municipal Disaster and Risk Reduction and Management Office (</w:t>
-      </w:r>
-      <w:r>
-        <w:rPr>
-          <w:rFonts w:ascii="Arial" w:hAnsi="Arial" w:cs="Arial"/>
-          <w:b/>
-          <w:bCs/>
-          <w:color w:val="000000"/>
-          <w:sz w:val="24"/>
-          <w:szCs w:val="24"/>
-        </w:rPr>
-        <w:t xml:space="preserve">MDRRMO</w:t>
-      </w:r>
-      <w:r>
-        <w:rPr>
-          <w:rFonts w:ascii="Arial" w:hAnsi="Arial" w:cs="Arial"/>
-          <w:color w:val="000000"/>
-          <w:sz w:val="24"/>
-          <w:szCs w:val="24"/>
-        </w:rPr>
-        <w:t xml:space="preserve">), emergency responders, radio operators, and the operation sections diligently and effectively did their duties.</w:t>
+        <w:t xml:space="preserve">The MDRRMO teams successfully performed their emergency response duties throughout the reporting period.</w:t>
       </w:r>
     </w:p>
     <w:p>
       <w:pPr>
-        <w:spacing w:after="200" w:line="276" w:lineRule="auto"/>
+        <w:spacing w:after="120" w:line="240" w:lineRule="auto"/>
       </w:pPr>
     </w:p>
     <w:p>
       <w:pPr>
         <w:jc w:val="center"/>
-        <w:spacing w:after="200" w:line="276" w:lineRule="auto"/>
-      </w:pPr>
-      <w:r>
-        <w:rPr>
-          <w:rFonts w:ascii="Arial" w:hAnsi="Arial" w:cs="Arial"/>
-          <w:color w:val="000000"/>
-          <w:sz w:val="24"/>
-          <w:szCs w:val="24"/>
-        </w:rPr>
-        <w:t xml:space="preserve">Prepared by:</w:t>
-      </w:r>
-      <w:r>
-        <w:rPr>
-          <w:rFonts w:ascii="Arial" w:hAnsi="Arial" w:cs="Arial"/>
-          <w:color w:val="000000"/>
-          <w:sz w:val="24"/>
-          <w:szCs w:val="24"/>
-        </w:rPr>
-        <w:tab/>
-      </w:r>
-      <w:r>
-        <w:rPr>
-          <w:rFonts w:ascii="Arial" w:hAnsi="Arial" w:cs="Arial"/>
-          <w:color w:val="000000"/>
-          <w:sz w:val="24"/>
-          <w:szCs w:val="24"/>
-        </w:rPr>
-        <w:tab/>
-      </w:r>
-      <w:r>
-        <w:rPr>
-          <w:rFonts w:ascii="Arial" w:hAnsi="Arial" w:cs="Arial"/>
-          <w:color w:val="000000"/>
-          <w:sz w:val="24"/>
-          <w:szCs w:val="24"/>
-        </w:rPr>
-        <w:tab/>
-      </w:r>
-      <w:r>
-        <w:rPr>
-          <w:rFonts w:ascii="Arial" w:hAnsi="Arial" w:cs="Arial"/>
-          <w:color w:val="000000"/>
-          <w:sz w:val="24"/>
-          <w:szCs w:val="24"/>
-        </w:rPr>
-        <w:tab/>
-      </w:r>
-      <w:r>
-        <w:rPr>
-          <w:rFonts w:ascii="Arial" w:hAnsi="Arial" w:cs="Arial"/>
-          <w:color w:val="000000"/>
-          <w:sz w:val="24"/>
-          <w:szCs w:val="24"/>
-        </w:rPr>
-        <w:t xml:space="preserve">Checked by:</w:t>
-      </w:r>
-      <w:r>
-        <w:rPr>
-          <w:rFonts w:ascii="Arial" w:hAnsi="Arial" w:cs="Arial"/>
-          <w:color w:val="000000"/>
-          <w:sz w:val="24"/>
-          <w:szCs w:val="24"/>
-        </w:rPr>
-        <w:tab/>
-      </w:r>
-      <w:r>
-        <w:rPr>
-          <w:rFonts w:ascii="Arial" w:hAnsi="Arial" w:cs="Arial"/>
-          <w:color w:val="000000"/>
-          <w:sz w:val="24"/>
-          <w:szCs w:val="24"/>
-        </w:rPr>
-        <w:tab/>
-      </w:r>
-      <w:r>
-        <w:rPr>
-          <w:rFonts w:ascii="Arial" w:hAnsi="Arial" w:cs="Arial"/>
-          <w:color w:val="000000"/>
-          <w:sz w:val="24"/>
-          <w:szCs w:val="24"/>
-        </w:rPr>
-        <w:tab/>
-      </w:r>
-      <w:r>
-        <w:rPr>
-          <w:rFonts w:ascii="Arial" w:hAnsi="Arial" w:cs="Arial"/>
-          <w:color w:val="000000"/>
-          <w:sz w:val="24"/>
-          <w:szCs w:val="24"/>
-        </w:rPr>
-        <w:tab/>
-      </w:r>
-      <w:r>
-        <w:rPr>
-          <w:rFonts w:ascii="Arial" w:hAnsi="Arial" w:cs="Arial"/>
-          <w:color w:val="000000"/>
-          <w:sz w:val="24"/>
-          <w:szCs w:val="24"/>
-        </w:rPr>
-        <w:t xml:space="preserve">Noted by:</w:t>
-      </w:r>
-    </w:p>
-    <w:p>
-      <w:pPr>
-        <w:jc w:val="center"/>
-        <w:spacing w:after="200" w:line="276" w:lineRule="auto"/>
-      </w:pPr>
-      <w:r>
-        <w:rPr>
-          <w:rFonts w:ascii="Arial" w:hAnsi="Arial" w:cs="Arial"/>
-          <w:b/>
-          <w:bCs/>
-          <w:color w:val="000000"/>
-          <w:sz w:val="24"/>
-          <w:szCs w:val="24"/>
-        </w:rPr>
-        <w:t xml:space="preserve">Rosalinda Espinar</w:t>
-      </w:r>
-      <w:r>
-        <w:rPr>
-          <w:rFonts w:ascii="Arial" w:hAnsi="Arial" w:cs="Arial"/>
-          <w:color w:val="000000"/>
-          <w:sz w:val="24"/>
-          <w:szCs w:val="24"/>
-        </w:rPr>
-        <w:tab/>
-      </w:r>
-      <w:r>
-        <w:rPr>
-          <w:rFonts w:ascii="Arial" w:hAnsi="Arial" w:cs="Arial"/>
-          <w:color w:val="000000"/>
-          <w:sz w:val="24"/>
-          <w:szCs w:val="24"/>
-        </w:rPr>
-        <w:tab/>
-      </w:r>
-      <w:r>
-        <w:rPr>
-          <w:rFonts w:ascii="Arial" w:hAnsi="Arial" w:cs="Arial"/>
-          <w:b/>
-          <w:bCs/>
-          <w:color w:val="000000"/>
-          <w:sz w:val="24"/>
-          <w:szCs w:val="24"/>
-        </w:rPr>
-        <w:t xml:space="preserve">Giovanni Marco</w:t>
-      </w:r>
-      <w:r>
-        <w:rPr>
-          <w:rFonts w:ascii="Arial" w:hAnsi="Arial" w:cs="Arial"/>
-          <w:color w:val="000000"/>
-          <w:sz w:val="24"/>
-          <w:szCs w:val="24"/>
-        </w:rPr>
-        <w:tab/>
-      </w:r>
-      <w:r>
-        <w:rPr>
-          <w:rFonts w:ascii="Arial" w:hAnsi="Arial" w:cs="Arial"/>
-          <w:color w:val="000000"/>
-          <w:sz w:val="24"/>
-          <w:szCs w:val="24"/>
-        </w:rPr>
-        <w:tab/>
-      </w:r>
-      <w:r>
-        <w:rPr>
-          <w:rFonts w:ascii="Arial" w:hAnsi="Arial" w:cs="Arial"/>
-          <w:b/>
-          <w:bCs/>
-          <w:color w:val="000000"/>
-          <w:sz w:val="24"/>
-          <w:szCs w:val="24"/>
-        </w:rPr>
-        <w:t xml:space="preserve">Christian Noel Villanueva</w:t>
-      </w:r>
-    </w:p>
-    <w:p>
-      <w:pPr>
-        <w:jc w:val="center"/>
-        <w:spacing w:after="200" w:line="276" w:lineRule="auto"/>
-      </w:pPr>
-      <w:r>
-        <w:rPr>
-          <w:rFonts w:ascii="Arial" w:hAnsi="Arial" w:cs="Arial"/>
-          <w:color w:val="000000"/>
-          <w:sz w:val="24"/>
-          <w:szCs w:val="24"/>
-        </w:rPr>
-        <w:t xml:space="preserve">Incident Documentation Staff</w:t>
-      </w:r>
-      <w:r>
-        <w:rPr>
-          <w:rFonts w:ascii="Arial" w:hAnsi="Arial" w:cs="Arial"/>
-          <w:color w:val="000000"/>
-          <w:sz w:val="24"/>
-          <w:szCs w:val="24"/>
-        </w:rPr>
-        <w:tab/>
-      </w:r>
-      <w:r>
-        <w:rPr>
-          <w:rFonts w:ascii="Arial" w:hAnsi="Arial" w:cs="Arial"/>
-          <w:color w:val="000000"/>
-          <w:sz w:val="24"/>
-          <w:szCs w:val="24"/>
-        </w:rPr>
-        <w:t xml:space="preserve">Operations-In-Charge</w:t>
-      </w:r>
-      <w:r>
-        <w:rPr>
-          <w:rFonts w:ascii="Arial" w:hAnsi="Arial" w:cs="Arial"/>
-          <w:color w:val="000000"/>
-          <w:sz w:val="24"/>
-          <w:szCs w:val="24"/>
-        </w:rPr>
-        <w:tab/>
-      </w:r>
-      <w:r>
-        <w:rPr>
-          <w:rFonts w:ascii="Arial" w:hAnsi="Arial" w:cs="Arial"/>
-          <w:color w:val="000000"/>
-          <w:sz w:val="24"/>
-          <w:szCs w:val="24"/>
-        </w:rPr>
-        <w:tab/>
-      </w:r>
-      <w:r>
-        <w:rPr>
-          <w:rFonts w:ascii="Arial" w:hAnsi="Arial" w:cs="Arial"/>
-          <w:color w:val="000000"/>
-          <w:sz w:val="24"/>
-          <w:szCs w:val="24"/>
-        </w:rPr>
-        <w:t xml:space="preserve">MGDH I / L DRRMO</w:t>
+        <w:spacing w:before="240" w:after="240"/>
+      </w:pPr>
+      <w:r>
+        <w:drawing>
+          <wp:inline distT="0" distB="0" distL="0" distR="0">
+            <wp:extent cx="5400000" cy="1800000"/>
+            <wp:docPr id="500" name="Signature Block"/>
+            <a:graphic xmlns:a="http://schemas.openxmlformats.org/drawingml/2006/main">
+              <a:graphicData uri="http://schemas.openxmlformats.org/drawingml/2006/main">
+                <pic:pic xmlns:pic="http://schemas.openxmlformats.org/drawingml/2006/picture">
+                  <pic:nvPicPr>
+                    <pic:cNvPr id="500" name="signature_block.png"/>
+                    <pic:cNvPicPr/>
+                  </pic:nvPicPr>
+                  <pic:blipFill>
+                    <a:blip r:embed="rIdSig"/>
+                    <a:stretch>
+                      <a:fillRect/>
+                    </a:stretch>
+                  </pic:blipFill>
+                  <pic:spPr>
+                    <a:xfrm>
+                      <a:off x="0" y="0"/>
+                      <a:ext cx="5400000" cy="1800000"/>
+                    </a:xfrm>
+                    <a:prstGeom prst="rect">
+                      <a:avLst/>
+                    </a:prstGeom>
+                  </pic:spPr>
+                </pic:pic>
+              </a:graphicData>
+            </a:graphic>
+          </wp:inline>
+        </w:drawing>
       </w:r>
     </w:p>
 {/weeks}

--- a/frontend/public/templates/weekly-template.docx
+++ b/frontend/public/templates/weekly-template.docx
@@ -455,14 +455,14 @@
       </w:pPr>
       <w:r>
         <w:drawing>
-          <wp:inline distT="0" distB="0" distL="0" distR="0">
+          <wp:inline xmlns:wp="http://schemas.openxmlformats.org/drawingml/2006/wordprocessingDrawing" xmlns:a="http://schemas.openxmlformats.org/drawingml/2006/main" xmlns:pic="http://schemas.openxmlformats.org/drawingml/2006/picture" xmlns:r="http://schemas.openxmlformats.org/officeDocument/2006/relationships" distT="0" distB="0" distL="0" distR="0">
             <wp:extent cx="5400000" cy="1800000"/>
-            <wp:docPr id="500" name="Signature Block"/>
-            <a:graphic xmlns:a="http://schemas.openxmlformats.org/drawingml/2006/main">
+            <wp:docPr id="1002" name="Signature Block 1002"/>
+            <a:graphic>
               <a:graphicData uri="http://schemas.openxmlformats.org/drawingml/2006/main">
-                <pic:pic xmlns:pic="http://schemas.openxmlformats.org/drawingml/2006/picture">
+                <pic:pic>
                   <pic:nvPicPr>
-                    <pic:cNvPr id="500" name="signature_block.png"/>
+                    <pic:cNvPr id="1002" name="signature_block.png"/>
                     <pic:cNvPicPr/>
                   </pic:nvPicPr>
                   <pic:blipFill>

--- a/frontend/public/templates/weekly-template.docx
+++ b/frontend/public/templates/weekly-template.docx
@@ -1,6 +1,6 @@
 
 <file path=word/document.xml><?xml version="1.0" encoding="utf-8"?>
-<w:document xmlns:wpc="http://schemas.microsoft.com/office/word/2010/wordprocessingCanvas" xmlns:cx="http://schemas.microsoft.com/office/drawing/2014/chartex" xmlns:cx1="http://schemas.microsoft.com/office/drawing/2015/9/8/chartex" xmlns:cx2="http://schemas.microsoft.com/office/drawing/2015/10/21/chartex" xmlns:cx3="http://schemas.microsoft.com/office/drawing/2016/5/9/chartex" xmlns:cx4="http://schemas.microsoft.com/office/drawing/2016/5/10/chartex" xmlns:cx5="http://schemas.microsoft.com/office/drawing/2016/5/11/chartex" xmlns:cx6="http://schemas.microsoft.com/office/drawing/2016/5/12/chartex" xmlns:cx7="http://schemas.microsoft.com/office/drawing/2016/5/13/chartex" xmlns:cx8="http://schemas.microsoft.com/office/drawing/2016/5/14/chartex" xmlns:mc="http://schemas.openxmlformats.org/markup-compatibility/2006" xmlns:aink="http://schemas.microsoft.com/office/drawing/2016/ink" xmlns:am3d="http://schemas.microsoft.com/office/drawing/2017/model3d" xmlns:o="urn:schemas-microsoft-com:office:office" xmlns:r="http://schemas.openxmlformats.org/officeDocument/2006/relationships" xmlns:m="http://schemas.openxmlformats.org/officeDocument/2006/math" xmlns:v="urn:schemas-microsoft-com:vml" xmlns:wp14="http://schemas.microsoft.com/office/word/2010/wordprocessingDrawing" xmlns:wp="http://schemas.openxmlformats.org/drawingml/2006/wordprocessingDrawing" xmlns:w10="urn:schemas-microsoft-com:office:word" xmlns:w="http://schemas.openxmlformats.org/wordprocessingml/2006/main" xmlns:w14="http://schemas.microsoft.com/office/word/2010/wordml" xmlns:w15="http://schemas.microsoft.com/office/word/2012/wordml" xmlns:w16cex="http://schemas.microsoft.com/office/word/2018/wordml/cex" xmlns:w16cid="http://schemas.microsoft.com/office/word/2016/wordml/cid" xmlns:w16="http://schemas.microsoft.com/office/word/2018/wordml" xmlns:w16sdtdh="http://schemas.microsoft.com/office/word/2020/wordml/sdtdatahash" xmlns:w16se="http://schemas.microsoft.com/office/word/2015/wordml/symex" xmlns:wpg="http://schemas.microsoft.com/office/word/2010/wordprocessingGroup" xmlns:wpi="http://schemas.microsoft.com/office/word/2010/wordprocessingInk" xmlns:wne="http://schemas.microsoft.com/office/word/2006/wordml" xmlns:wps="http://schemas.microsoft.com/office/word/2010/wordprocessingShape" mc:Ignorable="w14 w15 w16se w16cid w16 w16cex w16sdtdh wp14">
+<w:document xmlns:pic="http://schemas.openxmlformats.org/drawingml/2006/picture" xmlns:a="http://schemas.openxmlformats.org/drawingml/2006/main" xmlns:wpc="http://schemas.microsoft.com/office/word/2010/wordprocessingCanvas" xmlns:cx="http://schemas.microsoft.com/office/drawing/2014/chartex" xmlns:cx1="http://schemas.microsoft.com/office/drawing/2015/9/8/chartex" xmlns:cx2="http://schemas.microsoft.com/office/drawing/2015/10/21/chartex" xmlns:cx3="http://schemas.microsoft.com/office/drawing/2016/5/9/chartex" xmlns:cx4="http://schemas.microsoft.com/office/drawing/2016/5/10/chartex" xmlns:cx5="http://schemas.microsoft.com/office/drawing/2016/5/11/chartex" xmlns:cx6="http://schemas.microsoft.com/office/drawing/2016/5/12/chartex" xmlns:cx7="http://schemas.microsoft.com/office/drawing/2016/5/13/chartex" xmlns:cx8="http://schemas.microsoft.com/office/drawing/2016/5/14/chartex" xmlns:mc="http://schemas.openxmlformats.org/markup-compatibility/2006" xmlns:aink="http://schemas.microsoft.com/office/drawing/2016/ink" xmlns:am3d="http://schemas.microsoft.com/office/drawing/2017/model3d" xmlns:o="urn:schemas-microsoft-com:office:office" xmlns:r="http://schemas.openxmlformats.org/officeDocument/2006/relationships" xmlns:m="http://schemas.openxmlformats.org/officeDocument/2006/math" xmlns:v="urn:schemas-microsoft-com:vml" xmlns:wp14="http://schemas.microsoft.com/office/word/2010/wordprocessingDrawing" xmlns:wp="http://schemas.openxmlformats.org/drawingml/2006/wordprocessingDrawing" xmlns:w10="urn:schemas-microsoft-com:office:word" xmlns:w="http://schemas.openxmlformats.org/wordprocessingml/2006/main" xmlns:w14="http://schemas.microsoft.com/office/word/2010/wordml" xmlns:w15="http://schemas.microsoft.com/office/word/2012/wordml" xmlns:w16cex="http://schemas.microsoft.com/office/word/2018/wordml/cex" xmlns:w16cid="http://schemas.microsoft.com/office/word/2016/wordml/cid" xmlns:w16="http://schemas.microsoft.com/office/word/2018/wordml" xmlns:w16sdtdh="http://schemas.microsoft.com/office/word/2020/wordml/sdtdatahash" xmlns:w16se="http://schemas.microsoft.com/office/word/2015/wordml/symex" xmlns:wpg="http://schemas.microsoft.com/office/word/2010/wordprocessingGroup" xmlns:wpi="http://schemas.microsoft.com/office/word/2010/wordprocessingInk" xmlns:wne="http://schemas.microsoft.com/office/word/2006/wordml" xmlns:wps="http://schemas.microsoft.com/office/word/2010/wordprocessingShape" mc:Ignorable="w14 w15 w16se w16cid w16 w16cex w16sdtdh wp14">
   <w:body>
 {#weeks}
     <w:p>

--- a/frontend/public/templates/weekly-template.docx
+++ b/frontend/public/templates/weekly-template.docx
@@ -2,7 +2,20 @@
 <file path=word/document.xml><?xml version="1.0" encoding="utf-8"?>
 <w:document xmlns:pic="http://schemas.openxmlformats.org/drawingml/2006/picture" xmlns:a="http://schemas.openxmlformats.org/drawingml/2006/main" xmlns:wpc="http://schemas.microsoft.com/office/word/2010/wordprocessingCanvas" xmlns:cx="http://schemas.microsoft.com/office/drawing/2014/chartex" xmlns:cx1="http://schemas.microsoft.com/office/drawing/2015/9/8/chartex" xmlns:cx2="http://schemas.microsoft.com/office/drawing/2015/10/21/chartex" xmlns:cx3="http://schemas.microsoft.com/office/drawing/2016/5/9/chartex" xmlns:cx4="http://schemas.microsoft.com/office/drawing/2016/5/10/chartex" xmlns:cx5="http://schemas.microsoft.com/office/drawing/2016/5/11/chartex" xmlns:cx6="http://schemas.microsoft.com/office/drawing/2016/5/12/chartex" xmlns:cx7="http://schemas.microsoft.com/office/drawing/2016/5/13/chartex" xmlns:cx8="http://schemas.microsoft.com/office/drawing/2016/5/14/chartex" xmlns:mc="http://schemas.openxmlformats.org/markup-compatibility/2006" xmlns:aink="http://schemas.microsoft.com/office/drawing/2016/ink" xmlns:am3d="http://schemas.microsoft.com/office/drawing/2017/model3d" xmlns:o="urn:schemas-microsoft-com:office:office" xmlns:r="http://schemas.openxmlformats.org/officeDocument/2006/relationships" xmlns:m="http://schemas.openxmlformats.org/officeDocument/2006/math" xmlns:v="urn:schemas-microsoft-com:vml" xmlns:wp14="http://schemas.microsoft.com/office/word/2010/wordprocessingDrawing" xmlns:wp="http://schemas.openxmlformats.org/drawingml/2006/wordprocessingDrawing" xmlns:w10="urn:schemas-microsoft-com:office:word" xmlns:w="http://schemas.openxmlformats.org/wordprocessingml/2006/main" xmlns:w14="http://schemas.microsoft.com/office/word/2010/wordml" xmlns:w15="http://schemas.microsoft.com/office/word/2012/wordml" xmlns:w16cex="http://schemas.microsoft.com/office/word/2018/wordml/cex" xmlns:w16cid="http://schemas.microsoft.com/office/word/2016/wordml/cid" xmlns:w16="http://schemas.microsoft.com/office/word/2018/wordml" xmlns:w16sdtdh="http://schemas.microsoft.com/office/word/2020/wordml/sdtdatahash" xmlns:w16se="http://schemas.microsoft.com/office/word/2015/wordml/symex" xmlns:wpg="http://schemas.microsoft.com/office/word/2010/wordprocessingGroup" xmlns:wpi="http://schemas.microsoft.com/office/word/2010/wordprocessingInk" xmlns:wne="http://schemas.microsoft.com/office/word/2006/wordml" xmlns:wps="http://schemas.microsoft.com/office/word/2010/wordprocessingShape" mc:Ignorable="w14 w15 w16se w16cid w16 w16cex w16sdtdh wp14">
   <w:body>
-{#weeks}
+    <w:p>
+      <w:pPr>
+        <w:spacing w:after="100" w:line="240" w:lineRule="auto"/>
+      </w:pPr>
+      <w:r>
+        <w:rPr>
+          <w:rFonts w:ascii="Arial" w:hAnsi="Arial" w:cs="Arial"/>
+          <w:color w:val="000000"/>
+          <w:sz w:val="24"/>
+          <w:szCs w:val="24"/>
+        </w:rPr>
+        <w:t xml:space="preserve">{#weeks}</w:t>
+      </w:r>
+    </w:p>
     <w:p>
       <w:pPr>
         <w:jc w:val="center"/>
@@ -487,7 +500,20 @@
         </w:drawing>
       </w:r>
     </w:p>
-{/weeks}
+    <w:p>
+      <w:pPr>
+        <w:spacing w:after="100" w:line="240" w:lineRule="auto"/>
+      </w:pPr>
+      <w:r>
+        <w:rPr>
+          <w:rFonts w:ascii="Arial" w:hAnsi="Arial" w:cs="Arial"/>
+          <w:color w:val="000000"/>
+          <w:sz w:val="24"/>
+          <w:szCs w:val="24"/>
+        </w:rPr>
+        <w:t xml:space="preserve">{/weeks}</w:t>
+      </w:r>
+    </w:p>
     <w:sectPr>
       <w:headerReference w:type="default" r:id="rId7"/>
       <w:footerReference w:type="default" r:id="rId8"/>

--- a/frontend/public/templates/weekly-template.docx
+++ b/frontend/public/templates/weekly-template.docx
@@ -1,519 +1,686 @@
 
 <file path=word/document.xml><?xml version="1.0" encoding="utf-8"?>
-<w:document xmlns:pic="http://schemas.openxmlformats.org/drawingml/2006/picture" xmlns:a="http://schemas.openxmlformats.org/drawingml/2006/main" xmlns:wpc="http://schemas.microsoft.com/office/word/2010/wordprocessingCanvas" xmlns:cx="http://schemas.microsoft.com/office/drawing/2014/chartex" xmlns:cx1="http://schemas.microsoft.com/office/drawing/2015/9/8/chartex" xmlns:cx2="http://schemas.microsoft.com/office/drawing/2015/10/21/chartex" xmlns:cx3="http://schemas.microsoft.com/office/drawing/2016/5/9/chartex" xmlns:cx4="http://schemas.microsoft.com/office/drawing/2016/5/10/chartex" xmlns:cx5="http://schemas.microsoft.com/office/drawing/2016/5/11/chartex" xmlns:cx6="http://schemas.microsoft.com/office/drawing/2016/5/12/chartex" xmlns:cx7="http://schemas.microsoft.com/office/drawing/2016/5/13/chartex" xmlns:cx8="http://schemas.microsoft.com/office/drawing/2016/5/14/chartex" xmlns:mc="http://schemas.openxmlformats.org/markup-compatibility/2006" xmlns:aink="http://schemas.microsoft.com/office/drawing/2016/ink" xmlns:am3d="http://schemas.microsoft.com/office/drawing/2017/model3d" xmlns:o="urn:schemas-microsoft-com:office:office" xmlns:r="http://schemas.openxmlformats.org/officeDocument/2006/relationships" xmlns:m="http://schemas.openxmlformats.org/officeDocument/2006/math" xmlns:v="urn:schemas-microsoft-com:vml" xmlns:wp14="http://schemas.microsoft.com/office/word/2010/wordprocessingDrawing" xmlns:wp="http://schemas.openxmlformats.org/drawingml/2006/wordprocessingDrawing" xmlns:w10="urn:schemas-microsoft-com:office:word" xmlns:w="http://schemas.openxmlformats.org/wordprocessingml/2006/main" xmlns:w14="http://schemas.microsoft.com/office/word/2010/wordml" xmlns:w15="http://schemas.microsoft.com/office/word/2012/wordml" xmlns:w16cex="http://schemas.microsoft.com/office/word/2018/wordml/cex" xmlns:w16cid="http://schemas.microsoft.com/office/word/2016/wordml/cid" xmlns:w16="http://schemas.microsoft.com/office/word/2018/wordml" xmlns:w16sdtdh="http://schemas.microsoft.com/office/word/2020/wordml/sdtdatahash" xmlns:w16se="http://schemas.microsoft.com/office/word/2015/wordml/symex" xmlns:wpg="http://schemas.microsoft.com/office/word/2010/wordprocessingGroup" xmlns:wpi="http://schemas.microsoft.com/office/word/2010/wordprocessingInk" xmlns:wne="http://schemas.microsoft.com/office/word/2006/wordml" xmlns:wps="http://schemas.microsoft.com/office/word/2010/wordprocessingShape" mc:Ignorable="w14 w15 w16se w16cid w16 w16cex w16sdtdh wp14">
+<w:document xmlns:wpc="http://schemas.microsoft.com/office/word/2010/wordprocessingCanvas" xmlns:cx="http://schemas.microsoft.com/office/drawing/2014/chartex" xmlns:cx1="http://schemas.microsoft.com/office/drawing/2015/9/8/chartex" xmlns:cx2="http://schemas.microsoft.com/office/drawing/2015/10/21/chartex" xmlns:cx3="http://schemas.microsoft.com/office/drawing/2016/5/9/chartex" xmlns:cx4="http://schemas.microsoft.com/office/drawing/2016/5/10/chartex" xmlns:cx5="http://schemas.microsoft.com/office/drawing/2016/5/11/chartex" xmlns:cx6="http://schemas.microsoft.com/office/drawing/2016/5/12/chartex" xmlns:cx7="http://schemas.microsoft.com/office/drawing/2016/5/13/chartex" xmlns:cx8="http://schemas.microsoft.com/office/drawing/2016/5/14/chartex" xmlns:mc="http://schemas.openxmlformats.org/markup-compatibility/2006" xmlns:aink="http://schemas.microsoft.com/office/drawing/2016/ink" xmlns:am3d="http://schemas.microsoft.com/office/drawing/2017/model3d" xmlns:o="urn:schemas-microsoft-com:office:office" xmlns:r="http://schemas.openxmlformats.org/officeDocument/2006/relationships" xmlns:m="http://schemas.openxmlformats.org/officeDocument/2006/math" xmlns:v="urn:schemas-microsoft-com:vml" xmlns:wp14="http://schemas.microsoft.com/office/word/2010/wordprocessingDrawing" xmlns:wp="http://schemas.openxmlformats.org/drawingml/2006/wordprocessingDrawing" xmlns:w10="urn:schemas-microsoft-com:office:word" xmlns:w="http://schemas.openxmlformats.org/wordprocessingml/2006/main" xmlns:w14="http://schemas.microsoft.com/office/word/2010/wordml" xmlns:w15="http://schemas.microsoft.com/office/word/2012/wordml" xmlns:w16cex="http://schemas.microsoft.com/office/word/2018/wordml/cex" xmlns:w16cid="http://schemas.microsoft.com/office/word/2016/wordml/cid" xmlns:w16="http://schemas.microsoft.com/office/word/2018/wordml" xmlns:w16sdtdh="http://schemas.microsoft.com/office/word/2020/wordml/sdtdatahash" xmlns:w16se="http://schemas.microsoft.com/office/word/2015/wordml/symex" xmlns:wpg="http://schemas.microsoft.com/office/word/2010/wordprocessingGroup" xmlns:wpi="http://schemas.microsoft.com/office/word/2010/wordprocessingInk" xmlns:wne="http://schemas.microsoft.com/office/word/2006/wordml" xmlns:wps="http://schemas.microsoft.com/office/word/2010/wordprocessingShape" mc:Ignorable="w14 w15 w16se w16cid w16 w16cex w16sdtdh wp14">
   <w:body>
+{#weeks}
     <w:p>
       <w:pPr>
-        <w:spacing w:after="100" w:line="240" w:lineRule="auto"/>
-      </w:pPr>
-      <w:r>
-        <w:rPr>
-          <w:rFonts w:ascii="Arial" w:hAnsi="Arial" w:cs="Arial"/>
-          <w:color w:val="000000"/>
-          <w:sz w:val="24"/>
-          <w:szCs w:val="24"/>
-        </w:rPr>
-        <w:t xml:space="preserve">{#weeks}</w:t>
+        <w:jc w:val="center"/>
+        <w:spacing w:before="120" w:after="120" w:line="240" w:lineRule="auto"/>
+      </w:pPr>
+      <w:r>
+        <w:rPr>
+          <w:rFonts w:ascii="Arial" w:hAnsi="Arial" w:cs="Arial"/>
+          <w:b/>
+          <w:bCs/>
+          <w:color w:val="000000"/>
+          <w:sz w:val="24"/>
+          <w:szCs w:val="24"/>
+        </w:rPr>
+        <w:t xml:space="preserve">WEEKLY INCIDENT REPORT</w:t>
       </w:r>
     </w:p>
     <w:p>
       <w:pPr>
+        <w:spacing w:after="120" w:line="240" w:lineRule="auto"/>
+      </w:pPr>
+    </w:p>
+    <w:p>
+      <w:pPr>
+        <w:jc w:val="both"/>
+        <w:spacing w:before="120" w:after="120" w:line="240" w:lineRule="auto"/>
+      </w:pPr>
+      <w:r>
+        <w:rPr>
+          <w:rFonts w:ascii="Arial" w:hAnsi="Arial" w:cs="Arial"/>
+          <w:color w:val="000000"/>
+          <w:sz w:val="24"/>
+          <w:szCs w:val="24"/>
+        </w:rPr>
+        <w:t xml:space="preserve">       For the </w:t>
+      </w:r>
+      <w:r>
+        <w:rPr>
+          <w:rFonts w:ascii="Arial" w:hAnsi="Arial" w:cs="Arial"/>
+          <w:b/>
+          <w:bCs/>
+          <w:color w:val="000000"/>
+          <w:sz w:val="24"/>
+          <w:szCs w:val="24"/>
+        </w:rPr>
+        <w:t xml:space="preserve">{week_ordinal}</w:t>
+      </w:r>
+      <w:r>
+        <w:rPr>
+          <w:rFonts w:ascii="Arial" w:hAnsi="Arial" w:cs="Arial"/>
+          <w:color w:val="000000"/>
+          <w:sz w:val="24"/>
+          <w:szCs w:val="24"/>
+        </w:rPr>
+        <w:t xml:space="preserve"> week of the month dated </w:t>
+      </w:r>
+      <w:r>
+        <w:rPr>
+          <w:rFonts w:ascii="Arial" w:hAnsi="Arial" w:cs="Arial"/>
+          <w:b/>
+          <w:bCs/>
+          <w:color w:val="000000"/>
+          <w:sz w:val="24"/>
+          <w:szCs w:val="24"/>
+        </w:rPr>
+        <w:t xml:space="preserve">{start_date}</w:t>
+      </w:r>
+      <w:r>
+        <w:rPr>
+          <w:rFonts w:ascii="Arial" w:hAnsi="Arial" w:cs="Arial"/>
+          <w:color w:val="000000"/>
+          <w:sz w:val="24"/>
+          <w:szCs w:val="24"/>
+        </w:rPr>
+        <w:t xml:space="preserve"> to </w:t>
+      </w:r>
+      <w:r>
+        <w:rPr>
+          <w:rFonts w:ascii="Arial" w:hAnsi="Arial" w:cs="Arial"/>
+          <w:b/>
+          <w:bCs/>
+          <w:color w:val="000000"/>
+          <w:sz w:val="24"/>
+          <w:szCs w:val="24"/>
+        </w:rPr>
+        <w:t xml:space="preserve">{end_date}</w:t>
+      </w:r>
+      <w:r>
+        <w:rPr>
+          <w:rFonts w:ascii="Arial" w:hAnsi="Arial" w:cs="Arial"/>
+          <w:color w:val="000000"/>
+          <w:sz w:val="24"/>
+          <w:szCs w:val="24"/>
+        </w:rPr>
+        <w:t xml:space="preserve">, the MDRRMO responded to </w:t>
+      </w:r>
+      <w:r>
+        <w:rPr>
+          <w:rFonts w:ascii="Arial" w:hAnsi="Arial" w:cs="Arial"/>
+          <w:b/>
+          <w:bCs/>
+          <w:color w:val="000000"/>
+          <w:sz w:val="24"/>
+          <w:szCs w:val="24"/>
+        </w:rPr>
+        <w:t xml:space="preserve">{total_incidents}</w:t>
+      </w:r>
+      <w:r>
+        <w:rPr>
+          <w:rFonts w:ascii="Arial" w:hAnsi="Arial" w:cs="Arial"/>
+          <w:color w:val="000000"/>
+          <w:sz w:val="24"/>
+          <w:szCs w:val="24"/>
+        </w:rPr>
+        <w:t xml:space="preserve"> incidents.</w:t>
+      </w:r>
+    </w:p>
+    <w:p>
+      <w:pPr>
+        <w:spacing w:after="120" w:line="240" w:lineRule="auto"/>
+      </w:pPr>
+    </w:p>
+    <w:p>
+      <w:pPr>
+        <w:jc w:val="both"/>
+        <w:spacing w:before="120" w:after="120" w:line="240" w:lineRule="auto"/>
+      </w:pPr>
+      <w:r>
+        <w:rPr>
+          <w:rFonts w:ascii="Arial" w:hAnsi="Arial" w:cs="Arial"/>
+          <w:color w:val="000000"/>
+          <w:sz w:val="24"/>
+          <w:szCs w:val="24"/>
+        </w:rPr>
+        <w:t xml:space="preserve">Of these,</w:t>
+      </w:r>
+    </w:p>
+    <w:p>
+      <w:pPr>
+        <w:jc w:val="both"/>
+        <w:spacing w:before="120" w:after="120" w:line="240" w:lineRule="auto"/>
+      </w:pPr>
+      <w:r>
+        <w:rPr>
+          <w:rFonts w:ascii="Arial" w:hAnsi="Arial" w:cs="Arial"/>
+          <w:b/>
+          <w:bCs/>
+          <w:color w:val="000000"/>
+          <w:sz w:val="24"/>
+          <w:szCs w:val="24"/>
+        </w:rPr>
+        <w:t xml:space="preserve">{trauma_count}</w:t>
+      </w:r>
+      <w:r>
+        <w:rPr>
+          <w:rFonts w:ascii="Arial" w:hAnsi="Arial" w:cs="Arial"/>
+          <w:color w:val="000000"/>
+          <w:sz w:val="24"/>
+          <w:szCs w:val="24"/>
+        </w:rPr>
+        <w:t xml:space="preserve"> were Trauma Emergencies,</w:t>
+      </w:r>
+    </w:p>
+    <w:p>
+      <w:pPr>
+        <w:jc w:val="both"/>
+        <w:spacing w:before="120" w:after="120" w:line="240" w:lineRule="auto"/>
+      </w:pPr>
+      <w:r>
+        <w:rPr>
+          <w:rFonts w:ascii="Arial" w:hAnsi="Arial" w:cs="Arial"/>
+          <w:b/>
+          <w:bCs/>
+          <w:color w:val="000000"/>
+          <w:sz w:val="24"/>
+          <w:szCs w:val="24"/>
+        </w:rPr>
+        <w:t xml:space="preserve">{medical_count}</w:t>
+      </w:r>
+      <w:r>
+        <w:rPr>
+          <w:rFonts w:ascii="Arial" w:hAnsi="Arial" w:cs="Arial"/>
+          <w:color w:val="000000"/>
+          <w:sz w:val="24"/>
+          <w:szCs w:val="24"/>
+        </w:rPr>
+        <w:t xml:space="preserve"> were Medical Emergencies, and</w:t>
+      </w:r>
+    </w:p>
+    <w:p>
+      <w:pPr>
+        <w:jc w:val="both"/>
+        <w:spacing w:before="120" w:after="120" w:line="240" w:lineRule="auto"/>
+      </w:pPr>
+      <w:r>
+        <w:rPr>
+          <w:rFonts w:ascii="Arial" w:hAnsi="Arial" w:cs="Arial"/>
+          <w:b/>
+          <w:bCs/>
+          <w:color w:val="000000"/>
+          <w:sz w:val="24"/>
+          <w:szCs w:val="24"/>
+        </w:rPr>
+        <w:t xml:space="preserve">{medical_conduction_count}</w:t>
+      </w:r>
+      <w:r>
+        <w:rPr>
+          <w:rFonts w:ascii="Arial" w:hAnsi="Arial" w:cs="Arial"/>
+          <w:color w:val="000000"/>
+          <w:sz w:val="24"/>
+          <w:szCs w:val="24"/>
+        </w:rPr>
+        <w:t xml:space="preserve"> was a Medical Conduction.</w:t>
+      </w:r>
+    </w:p>
+    <w:p>
+      <w:pPr>
+        <w:spacing w:after="120" w:line="240" w:lineRule="auto"/>
+      </w:pPr>
+    </w:p>
+    <w:p>
+      <w:pPr>
+        <w:jc w:val="both"/>
+        <w:spacing w:before="120" w:after="120" w:line="240" w:lineRule="auto"/>
+      </w:pPr>
+      <w:r>
+        <w:rPr>
+          <w:rFonts w:ascii="Arial" w:hAnsi="Arial" w:cs="Arial"/>
+          <w:color w:val="000000"/>
+          <w:sz w:val="24"/>
+          <w:szCs w:val="24"/>
+        </w:rPr>
+        <w:t xml:space="preserve">Among the Trauma Emergencies,</w:t>
+      </w:r>
+    </w:p>
+    <w:p>
+      <w:pPr>
+        <w:jc w:val="both"/>
+        <w:spacing w:before="120" w:after="120" w:line="240" w:lineRule="auto"/>
+      </w:pPr>
+      <w:r>
+        <w:rPr>
+          <w:rFonts w:ascii="Arial" w:hAnsi="Arial" w:cs="Arial"/>
+          <w:b/>
+          <w:bCs/>
+          <w:color w:val="000000"/>
+          <w:sz w:val="24"/>
+          <w:szCs w:val="24"/>
+        </w:rPr>
+        <w:t xml:space="preserve">{dead_count}</w:t>
+      </w:r>
+      <w:r>
+        <w:rPr>
+          <w:rFonts w:ascii="Arial" w:hAnsi="Arial" w:cs="Arial"/>
+          <w:color w:val="000000"/>
+          <w:sz w:val="24"/>
+          <w:szCs w:val="24"/>
+        </w:rPr>
+        <w:t xml:space="preserve"> patients were reported dead on the spot,</w:t>
+      </w:r>
+    </w:p>
+    <w:p>
+      <w:pPr>
+        <w:jc w:val="both"/>
+        <w:spacing w:before="120" w:after="120" w:line="240" w:lineRule="auto"/>
+      </w:pPr>
+      <w:r>
+        <w:rPr>
+          <w:rFonts w:ascii="Arial" w:hAnsi="Arial" w:cs="Arial"/>
+          <w:b/>
+          <w:bCs/>
+          <w:color w:val="000000"/>
+          <w:sz w:val="24"/>
+          <w:szCs w:val="24"/>
+        </w:rPr>
+        <w:t xml:space="preserve">{cancelled_count}</w:t>
+      </w:r>
+      <w:r>
+        <w:rPr>
+          <w:rFonts w:ascii="Arial" w:hAnsi="Arial" w:cs="Arial"/>
+          <w:color w:val="000000"/>
+          <w:sz w:val="24"/>
+          <w:szCs w:val="24"/>
+        </w:rPr>
+        <w:t xml:space="preserve"> incident was cancelled,</w:t>
+      </w:r>
+    </w:p>
+    <w:p>
+      <w:pPr>
+        <w:jc w:val="both"/>
+        <w:spacing w:before="120" w:after="120" w:line="240" w:lineRule="auto"/>
+      </w:pPr>
+      <w:r>
+        <w:rPr>
+          <w:rFonts w:ascii="Arial" w:hAnsi="Arial" w:cs="Arial"/>
+          <w:b/>
+          <w:bCs/>
+          <w:color w:val="000000"/>
+          <w:sz w:val="24"/>
+          <w:szCs w:val="24"/>
+        </w:rPr>
+        <w:t xml:space="preserve">{transported_count}</w:t>
+      </w:r>
+      <w:r>
+        <w:rPr>
+          <w:rFonts w:ascii="Arial" w:hAnsi="Arial" w:cs="Arial"/>
+          <w:color w:val="000000"/>
+          <w:sz w:val="24"/>
+          <w:szCs w:val="24"/>
+        </w:rPr>
+        <w:t xml:space="preserve"> patients were transported after receiving proper care.</w:t>
+      </w:r>
+    </w:p>
+    <w:p>
+      <w:pPr>
+        <w:spacing w:after="120" w:line="240" w:lineRule="auto"/>
+      </w:pPr>
+    </w:p>
+    <w:p>
+      <w:pPr>
+        <w:jc w:val="both"/>
+        <w:spacing w:before="120" w:after="120" w:line="240" w:lineRule="auto"/>
+      </w:pPr>
+      <w:r>
+        <w:rPr>
+          <w:rFonts w:ascii="Arial" w:hAnsi="Arial" w:cs="Arial"/>
+          <w:color w:val="000000"/>
+          <w:sz w:val="24"/>
+          <w:szCs w:val="24"/>
+        </w:rPr>
+        <w:t xml:space="preserve">The common injuries observed were:</w:t>
+      </w:r>
+    </w:p>
+    <w:p>
+      <w:pPr>
+        <w:jc w:val="both"/>
+        <w:spacing w:before="120" w:after="120" w:line="240" w:lineRule="auto"/>
+      </w:pPr>
+      <w:r>
+        <w:rPr>
+          <w:rFonts w:ascii="Arial" w:hAnsi="Arial" w:cs="Arial"/>
+          <w:b/>
+          <w:bCs/>
+          <w:color w:val="000000"/>
+          <w:sz w:val="24"/>
+          <w:szCs w:val="24"/>
+        </w:rPr>
+        <w:t xml:space="preserve">{injury_list}</w:t>
+      </w:r>
+      <w:r>
+        <w:rPr>
+          <w:rFonts w:ascii="Arial" w:hAnsi="Arial" w:cs="Arial"/>
+          <w:color w:val="000000"/>
+          <w:sz w:val="24"/>
+          <w:szCs w:val="24"/>
+        </w:rPr>
+        <w:t xml:space="preserve">.</w:t>
+      </w:r>
+    </w:p>
+    <w:p>
+      <w:pPr>
+        <w:spacing w:after="120" w:line="240" w:lineRule="auto"/>
+      </w:pPr>
+    </w:p>
+    <w:p>
+      <w:pPr>
+        <w:jc w:val="both"/>
+        <w:spacing w:before="120" w:after="120" w:line="240" w:lineRule="auto"/>
+      </w:pPr>
+      <w:r>
+        <w:rPr>
+          <w:rFonts w:ascii="Arial" w:hAnsi="Arial" w:cs="Arial"/>
+          <w:color w:val="000000"/>
+          <w:sz w:val="24"/>
+          <w:szCs w:val="24"/>
+        </w:rPr>
+        <w:t xml:space="preserve">Among the Medical Emergencies,</w:t>
+      </w:r>
+    </w:p>
+    <w:p>
+      <w:pPr>
+        <w:jc w:val="both"/>
+        <w:spacing w:before="120" w:after="120" w:line="240" w:lineRule="auto"/>
+      </w:pPr>
+      <w:r>
+        <w:rPr>
+          <w:rFonts w:ascii="Arial" w:hAnsi="Arial" w:cs="Arial"/>
+          <w:color w:val="000000"/>
+          <w:sz w:val="24"/>
+          <w:szCs w:val="24"/>
+        </w:rPr>
+        <w:t xml:space="preserve">the recorded chief complaints included:</w:t>
+      </w:r>
+    </w:p>
+    <w:p>
+      <w:pPr>
+        <w:jc w:val="both"/>
+        <w:spacing w:before="120" w:after="120" w:line="240" w:lineRule="auto"/>
+      </w:pPr>
+      <w:r>
+        <w:rPr>
+          <w:rFonts w:ascii="Arial" w:hAnsi="Arial" w:cs="Arial"/>
+          <w:b/>
+          <w:bCs/>
+          <w:color w:val="000000"/>
+          <w:sz w:val="24"/>
+          <w:szCs w:val="24"/>
+        </w:rPr>
+        <w:t xml:space="preserve">{complaint_list}</w:t>
+      </w:r>
+      <w:r>
+        <w:rPr>
+          <w:rFonts w:ascii="Arial" w:hAnsi="Arial" w:cs="Arial"/>
+          <w:color w:val="000000"/>
+          <w:sz w:val="24"/>
+          <w:szCs w:val="24"/>
+        </w:rPr>
+        <w:t xml:space="preserve">.</w:t>
+      </w:r>
+    </w:p>
+    <w:p>
+      <w:pPr>
+        <w:spacing w:after="120" w:line="240" w:lineRule="auto"/>
+      </w:pPr>
+    </w:p>
+    <w:p>
+      <w:pPr>
+        <w:jc w:val="both"/>
+        <w:spacing w:before="120" w:after="120" w:line="240" w:lineRule="auto"/>
+      </w:pPr>
+      <w:r>
+        <w:rPr>
+          <w:rFonts w:ascii="Arial" w:hAnsi="Arial" w:cs="Arial"/>
+          <w:color w:val="000000"/>
+          <w:sz w:val="24"/>
+          <w:szCs w:val="24"/>
+        </w:rPr>
+        <w:t xml:space="preserve">The MDRRMO teams successfully performed their emergency response duties throughout the reporting period.</w:t>
+      </w:r>
+    </w:p>
+    <w:p>
+      <w:pPr>
+        <w:spacing w:after="120" w:line="240" w:lineRule="auto"/>
+      </w:pPr>
+    </w:p>
+    <w:p>
+      <w:pPr>
+        <w:spacing w:after="120" w:line="240" w:lineRule="auto"/>
+      </w:pPr>
+    </w:p>
+    <w:p>
+      <w:pPr>
         <w:jc w:val="center"/>
         <w:spacing w:before="120" w:after="120" w:line="240" w:lineRule="auto"/>
       </w:pPr>
       <w:r>
         <w:rPr>
           <w:rFonts w:ascii="Arial" w:hAnsi="Arial" w:cs="Arial"/>
+          <w:color w:val="000000"/>
+          <w:sz w:val="24"/>
+          <w:szCs w:val="24"/>
+        </w:rPr>
+        <w:t xml:space="preserve">Prepared by:</w:t>
+      </w:r>
+      <w:r>
+        <w:rPr>
+          <w:rFonts w:ascii="Arial" w:hAnsi="Arial" w:cs="Arial"/>
+          <w:color w:val="000000"/>
+          <w:sz w:val="24"/>
+          <w:szCs w:val="24"/>
+        </w:rPr>
+        <w:tab/>
+      </w:r>
+      <w:r>
+        <w:rPr>
+          <w:rFonts w:ascii="Arial" w:hAnsi="Arial" w:cs="Arial"/>
+          <w:color w:val="000000"/>
+          <w:sz w:val="24"/>
+          <w:szCs w:val="24"/>
+        </w:rPr>
+        <w:tab/>
+      </w:r>
+      <w:r>
+        <w:rPr>
+          <w:rFonts w:ascii="Arial" w:hAnsi="Arial" w:cs="Arial"/>
+          <w:color w:val="000000"/>
+          <w:sz w:val="24"/>
+          <w:szCs w:val="24"/>
+        </w:rPr>
+        <w:tab/>
+      </w:r>
+      <w:r>
+        <w:rPr>
+          <w:rFonts w:ascii="Arial" w:hAnsi="Arial" w:cs="Arial"/>
+          <w:color w:val="000000"/>
+          <w:sz w:val="24"/>
+          <w:szCs w:val="24"/>
+        </w:rPr>
+        <w:t xml:space="preserve">Checked by:</w:t>
+      </w:r>
+      <w:r>
+        <w:rPr>
+          <w:rFonts w:ascii="Arial" w:hAnsi="Arial" w:cs="Arial"/>
+          <w:color w:val="000000"/>
+          <w:sz w:val="24"/>
+          <w:szCs w:val="24"/>
+        </w:rPr>
+        <w:tab/>
+      </w:r>
+      <w:r>
+        <w:rPr>
+          <w:rFonts w:ascii="Arial" w:hAnsi="Arial" w:cs="Arial"/>
+          <w:color w:val="000000"/>
+          <w:sz w:val="24"/>
+          <w:szCs w:val="24"/>
+        </w:rPr>
+        <w:tab/>
+      </w:r>
+      <w:r>
+        <w:rPr>
+          <w:rFonts w:ascii="Arial" w:hAnsi="Arial" w:cs="Arial"/>
+          <w:color w:val="000000"/>
+          <w:sz w:val="24"/>
+          <w:szCs w:val="24"/>
+        </w:rPr>
+        <w:tab/>
+      </w:r>
+      <w:r>
+        <w:rPr>
+          <w:rFonts w:ascii="Arial" w:hAnsi="Arial" w:cs="Arial"/>
+          <w:color w:val="000000"/>
+          <w:sz w:val="24"/>
+          <w:szCs w:val="24"/>
+        </w:rPr>
+        <w:t xml:space="preserve">Noted by:</w:t>
+      </w:r>
+    </w:p>
+    <w:p>
+      <w:pPr>
+        <w:spacing w:after="120" w:line="240" w:lineRule="auto"/>
+      </w:pPr>
+    </w:p>
+    <w:p>
+      <w:pPr>
+        <w:jc w:val="center"/>
+        <w:spacing w:before="120" w:after="120" w:line="240" w:lineRule="auto"/>
+      </w:pPr>
+      <w:r>
+        <w:rPr>
+          <w:rFonts w:ascii="Arial" w:hAnsi="Arial" w:cs="Arial"/>
           <w:b/>
           <w:bCs/>
           <w:color w:val="000000"/>
           <w:sz w:val="24"/>
           <w:szCs w:val="24"/>
         </w:rPr>
-        <w:t xml:space="preserve">WEEKLY INCIDENT REPORT</w:t>
+        <w:t xml:space="preserve">Rosalinda Espinar</w:t>
+      </w:r>
+      <w:r>
+        <w:rPr>
+          <w:rFonts w:ascii="Arial" w:hAnsi="Arial" w:cs="Arial"/>
+          <w:color w:val="000000"/>
+          <w:sz w:val="24"/>
+          <w:szCs w:val="24"/>
+        </w:rPr>
+        <w:tab/>
+      </w:r>
+      <w:r>
+        <w:rPr>
+          <w:rFonts w:ascii="Arial" w:hAnsi="Arial" w:cs="Arial"/>
+          <w:color w:val="000000"/>
+          <w:sz w:val="24"/>
+          <w:szCs w:val="24"/>
+        </w:rPr>
+        <w:tab/>
+      </w:r>
+      <w:r>
+        <w:rPr>
+          <w:rFonts w:ascii="Arial" w:hAnsi="Arial" w:cs="Arial"/>
+          <w:b/>
+          <w:bCs/>
+          <w:color w:val="000000"/>
+          <w:sz w:val="24"/>
+          <w:szCs w:val="24"/>
+        </w:rPr>
+        <w:t xml:space="preserve">Giovanni Marco</w:t>
+      </w:r>
+      <w:r>
+        <w:rPr>
+          <w:rFonts w:ascii="Arial" w:hAnsi="Arial" w:cs="Arial"/>
+          <w:color w:val="000000"/>
+          <w:sz w:val="24"/>
+          <w:szCs w:val="24"/>
+        </w:rPr>
+        <w:tab/>
+      </w:r>
+      <w:r>
+        <w:rPr>
+          <w:rFonts w:ascii="Arial" w:hAnsi="Arial" w:cs="Arial"/>
+          <w:color w:val="000000"/>
+          <w:sz w:val="24"/>
+          <w:szCs w:val="24"/>
+        </w:rPr>
+        <w:tab/>
+      </w:r>
+      <w:r>
+        <w:rPr>
+          <w:rFonts w:ascii="Arial" w:hAnsi="Arial" w:cs="Arial"/>
+          <w:b/>
+          <w:bCs/>
+          <w:color w:val="000000"/>
+          <w:sz w:val="24"/>
+          <w:szCs w:val="24"/>
+        </w:rPr>
+        <w:t xml:space="preserve">Christian Noel Villanueva</w:t>
       </w:r>
     </w:p>
     <w:p>
       <w:pPr>
-        <w:spacing w:after="100" w:line="240" w:lineRule="auto"/>
-      </w:pPr>
+        <w:jc w:val="center"/>
+        <w:spacing w:before="120" w:after="120" w:line="240" w:lineRule="auto"/>
+      </w:pPr>
+      <w:r>
+        <w:rPr>
+          <w:rFonts w:ascii="Arial" w:hAnsi="Arial" w:cs="Arial"/>
+          <w:color w:val="000000"/>
+          <w:sz w:val="24"/>
+          <w:szCs w:val="24"/>
+        </w:rPr>
+        <w:t xml:space="preserve">Incident Documentation Staff</w:t>
+      </w:r>
+      <w:r>
+        <w:rPr>
+          <w:rFonts w:ascii="Arial" w:hAnsi="Arial" w:cs="Arial"/>
+          <w:color w:val="000000"/>
+          <w:sz w:val="24"/>
+          <w:szCs w:val="24"/>
+        </w:rPr>
+        <w:tab/>
+      </w:r>
+      <w:r>
+        <w:rPr>
+          <w:rFonts w:ascii="Arial" w:hAnsi="Arial" w:cs="Arial"/>
+          <w:color w:val="000000"/>
+          <w:sz w:val="24"/>
+          <w:szCs w:val="24"/>
+        </w:rPr>
+        <w:t xml:space="preserve">Operations-In-Charge</w:t>
+      </w:r>
+      <w:r>
+        <w:rPr>
+          <w:rFonts w:ascii="Arial" w:hAnsi="Arial" w:cs="Arial"/>
+          <w:color w:val="000000"/>
+          <w:sz w:val="24"/>
+          <w:szCs w:val="24"/>
+        </w:rPr>
+        <w:tab/>
+      </w:r>
+      <w:r>
+        <w:rPr>
+          <w:rFonts w:ascii="Arial" w:hAnsi="Arial" w:cs="Arial"/>
+          <w:color w:val="000000"/>
+          <w:sz w:val="24"/>
+          <w:szCs w:val="24"/>
+        </w:rPr>
+        <w:tab/>
+      </w:r>
+      <w:r>
+        <w:rPr>
+          <w:rFonts w:ascii="Arial" w:hAnsi="Arial" w:cs="Arial"/>
+          <w:color w:val="000000"/>
+          <w:sz w:val="24"/>
+          <w:szCs w:val="24"/>
+        </w:rPr>
+        <w:t xml:space="preserve">MGDH I – LDRRMO</w:t>
+      </w:r>
     </w:p>
-    <w:p>
-      <w:pPr>
-        <w:jc w:val="both"/>
-        <w:spacing w:before="100" w:after="100" w:line="240" w:lineRule="auto"/>
-      </w:pPr>
-      <w:r>
-        <w:rPr>
-          <w:rFonts w:ascii="Arial" w:hAnsi="Arial" w:cs="Arial"/>
-          <w:color w:val="000000"/>
-          <w:sz w:val="24"/>
-          <w:szCs w:val="24"/>
-        </w:rPr>
-        <w:t xml:space="preserve">       For the </w:t>
-      </w:r>
-      <w:r>
-        <w:rPr>
-          <w:rFonts w:ascii="Arial" w:hAnsi="Arial" w:cs="Arial"/>
-          <w:b/>
-          <w:bCs/>
-          <w:color w:val="000000"/>
-          <w:sz w:val="24"/>
-          <w:szCs w:val="24"/>
-        </w:rPr>
-        <w:t xml:space="preserve">{week_ordinal}</w:t>
-      </w:r>
-      <w:r>
-        <w:rPr>
-          <w:rFonts w:ascii="Arial" w:hAnsi="Arial" w:cs="Arial"/>
-          <w:color w:val="000000"/>
-          <w:sz w:val="24"/>
-          <w:szCs w:val="24"/>
-        </w:rPr>
-        <w:t xml:space="preserve"> week of the month dated </w:t>
-      </w:r>
-      <w:r>
-        <w:rPr>
-          <w:rFonts w:ascii="Arial" w:hAnsi="Arial" w:cs="Arial"/>
-          <w:b/>
-          <w:bCs/>
-          <w:color w:val="000000"/>
-          <w:sz w:val="24"/>
-          <w:szCs w:val="24"/>
-        </w:rPr>
-        <w:t xml:space="preserve">{start_date}</w:t>
-      </w:r>
-      <w:r>
-        <w:rPr>
-          <w:rFonts w:ascii="Arial" w:hAnsi="Arial" w:cs="Arial"/>
-          <w:color w:val="000000"/>
-          <w:sz w:val="24"/>
-          <w:szCs w:val="24"/>
-        </w:rPr>
-        <w:t xml:space="preserve"> to </w:t>
-      </w:r>
-      <w:r>
-        <w:rPr>
-          <w:rFonts w:ascii="Arial" w:hAnsi="Arial" w:cs="Arial"/>
-          <w:b/>
-          <w:bCs/>
-          <w:color w:val="000000"/>
-          <w:sz w:val="24"/>
-          <w:szCs w:val="24"/>
-        </w:rPr>
-        <w:t xml:space="preserve">{end_date}</w:t>
-      </w:r>
-      <w:r>
-        <w:rPr>
-          <w:rFonts w:ascii="Arial" w:hAnsi="Arial" w:cs="Arial"/>
-          <w:color w:val="000000"/>
-          <w:sz w:val="24"/>
-          <w:szCs w:val="24"/>
-        </w:rPr>
-        <w:t xml:space="preserve">, the MDRRMO responded to </w:t>
-      </w:r>
-      <w:r>
-        <w:rPr>
-          <w:rFonts w:ascii="Arial" w:hAnsi="Arial" w:cs="Arial"/>
-          <w:b/>
-          <w:bCs/>
-          <w:color w:val="000000"/>
-          <w:sz w:val="24"/>
-          <w:szCs w:val="24"/>
-        </w:rPr>
-        <w:t xml:space="preserve">{total_incidents}</w:t>
-      </w:r>
-      <w:r>
-        <w:rPr>
-          <w:rFonts w:ascii="Arial" w:hAnsi="Arial" w:cs="Arial"/>
-          <w:color w:val="000000"/>
-          <w:sz w:val="24"/>
-          <w:szCs w:val="24"/>
-        </w:rPr>
-        <w:t xml:space="preserve"> incidents.</w:t>
-      </w:r>
-    </w:p>
-    <w:p>
-      <w:pPr>
-        <w:spacing w:after="100" w:line="240" w:lineRule="auto"/>
-      </w:pPr>
-    </w:p>
-    <w:p>
-      <w:pPr>
-        <w:jc w:val="both"/>
-        <w:spacing w:before="100" w:after="100" w:line="240" w:lineRule="auto"/>
-      </w:pPr>
-      <w:r>
-        <w:rPr>
-          <w:rFonts w:ascii="Arial" w:hAnsi="Arial" w:cs="Arial"/>
-          <w:color w:val="000000"/>
-          <w:sz w:val="24"/>
-          <w:szCs w:val="24"/>
-        </w:rPr>
-        <w:t xml:space="preserve">Of these,</w:t>
-      </w:r>
-    </w:p>
-    <w:p>
-      <w:pPr>
-        <w:jc w:val="both"/>
-        <w:spacing w:before="100" w:after="100" w:line="240" w:lineRule="auto"/>
-      </w:pPr>
-      <w:r>
-        <w:rPr>
-          <w:rFonts w:ascii="Arial" w:hAnsi="Arial" w:cs="Arial"/>
-          <w:b/>
-          <w:bCs/>
-          <w:color w:val="000000"/>
-          <w:sz w:val="24"/>
-          <w:szCs w:val="24"/>
-        </w:rPr>
-        <w:t xml:space="preserve">{trauma_count}</w:t>
-      </w:r>
-      <w:r>
-        <w:rPr>
-          <w:rFonts w:ascii="Arial" w:hAnsi="Arial" w:cs="Arial"/>
-          <w:color w:val="000000"/>
-          <w:sz w:val="24"/>
-          <w:szCs w:val="24"/>
-        </w:rPr>
-        <w:t xml:space="preserve"> were Trauma Emergencies,</w:t>
-      </w:r>
-    </w:p>
-    <w:p>
-      <w:pPr>
-        <w:jc w:val="both"/>
-        <w:spacing w:before="100" w:after="100" w:line="240" w:lineRule="auto"/>
-      </w:pPr>
-      <w:r>
-        <w:rPr>
-          <w:rFonts w:ascii="Arial" w:hAnsi="Arial" w:cs="Arial"/>
-          <w:b/>
-          <w:bCs/>
-          <w:color w:val="000000"/>
-          <w:sz w:val="24"/>
-          <w:szCs w:val="24"/>
-        </w:rPr>
-        <w:t xml:space="preserve">{medical_count}</w:t>
-      </w:r>
-      <w:r>
-        <w:rPr>
-          <w:rFonts w:ascii="Arial" w:hAnsi="Arial" w:cs="Arial"/>
-          <w:color w:val="000000"/>
-          <w:sz w:val="24"/>
-          <w:szCs w:val="24"/>
-        </w:rPr>
-        <w:t xml:space="preserve"> were Medical Emergencies, and</w:t>
-      </w:r>
-    </w:p>
-    <w:p>
-      <w:pPr>
-        <w:jc w:val="both"/>
-        <w:spacing w:before="100" w:after="100" w:line="240" w:lineRule="auto"/>
-      </w:pPr>
-      <w:r>
-        <w:rPr>
-          <w:rFonts w:ascii="Arial" w:hAnsi="Arial" w:cs="Arial"/>
-          <w:b/>
-          <w:bCs/>
-          <w:color w:val="000000"/>
-          <w:sz w:val="24"/>
-          <w:szCs w:val="24"/>
-        </w:rPr>
-        <w:t xml:space="preserve">{medical_conduction_count}</w:t>
-      </w:r>
-      <w:r>
-        <w:rPr>
-          <w:rFonts w:ascii="Arial" w:hAnsi="Arial" w:cs="Arial"/>
-          <w:color w:val="000000"/>
-          <w:sz w:val="24"/>
-          <w:szCs w:val="24"/>
-        </w:rPr>
-        <w:t xml:space="preserve"> was a Medical Conduction.</w:t>
-      </w:r>
-    </w:p>
-    <w:p>
-      <w:pPr>
-        <w:spacing w:after="100" w:line="240" w:lineRule="auto"/>
-      </w:pPr>
-    </w:p>
-    <w:p>
-      <w:pPr>
-        <w:jc w:val="both"/>
-        <w:spacing w:before="100" w:after="100" w:line="240" w:lineRule="auto"/>
-      </w:pPr>
-      <w:r>
-        <w:rPr>
-          <w:rFonts w:ascii="Arial" w:hAnsi="Arial" w:cs="Arial"/>
-          <w:color w:val="000000"/>
-          <w:sz w:val="24"/>
-          <w:szCs w:val="24"/>
-        </w:rPr>
-        <w:t xml:space="preserve">Among the Trauma Emergencies,</w:t>
-      </w:r>
-    </w:p>
-    <w:p>
-      <w:pPr>
-        <w:jc w:val="both"/>
-        <w:spacing w:before="100" w:after="100" w:line="240" w:lineRule="auto"/>
-      </w:pPr>
-      <w:r>
-        <w:rPr>
-          <w:rFonts w:ascii="Arial" w:hAnsi="Arial" w:cs="Arial"/>
-          <w:b/>
-          <w:bCs/>
-          <w:color w:val="000000"/>
-          <w:sz w:val="24"/>
-          <w:szCs w:val="24"/>
-        </w:rPr>
-        <w:t xml:space="preserve">{dead_count}</w:t>
-      </w:r>
-      <w:r>
-        <w:rPr>
-          <w:rFonts w:ascii="Arial" w:hAnsi="Arial" w:cs="Arial"/>
-          <w:color w:val="000000"/>
-          <w:sz w:val="24"/>
-          <w:szCs w:val="24"/>
-        </w:rPr>
-        <w:t xml:space="preserve"> patients were reported dead on the spot,</w:t>
-      </w:r>
-    </w:p>
-    <w:p>
-      <w:pPr>
-        <w:jc w:val="both"/>
-        <w:spacing w:before="100" w:after="100" w:line="240" w:lineRule="auto"/>
-      </w:pPr>
-      <w:r>
-        <w:rPr>
-          <w:rFonts w:ascii="Arial" w:hAnsi="Arial" w:cs="Arial"/>
-          <w:b/>
-          <w:bCs/>
-          <w:color w:val="000000"/>
-          <w:sz w:val="24"/>
-          <w:szCs w:val="24"/>
-        </w:rPr>
-        <w:t xml:space="preserve">{cancelled_count}</w:t>
-      </w:r>
-      <w:r>
-        <w:rPr>
-          <w:rFonts w:ascii="Arial" w:hAnsi="Arial" w:cs="Arial"/>
-          <w:color w:val="000000"/>
-          <w:sz w:val="24"/>
-          <w:szCs w:val="24"/>
-        </w:rPr>
-        <w:t xml:space="preserve"> incident was cancelled,</w:t>
-      </w:r>
-    </w:p>
-    <w:p>
-      <w:pPr>
-        <w:jc w:val="both"/>
-        <w:spacing w:before="100" w:after="100" w:line="240" w:lineRule="auto"/>
-      </w:pPr>
-      <w:r>
-        <w:rPr>
-          <w:rFonts w:ascii="Arial" w:hAnsi="Arial" w:cs="Arial"/>
-          <w:b/>
-          <w:bCs/>
-          <w:color w:val="000000"/>
-          <w:sz w:val="24"/>
-          <w:szCs w:val="24"/>
-        </w:rPr>
-        <w:t xml:space="preserve">{transported_count}</w:t>
-      </w:r>
-      <w:r>
-        <w:rPr>
-          <w:rFonts w:ascii="Arial" w:hAnsi="Arial" w:cs="Arial"/>
-          <w:color w:val="000000"/>
-          <w:sz w:val="24"/>
-          <w:szCs w:val="24"/>
-        </w:rPr>
-        <w:t xml:space="preserve"> patients were transported after receiving proper care.</w:t>
-      </w:r>
-    </w:p>
-    <w:p>
-      <w:pPr>
-        <w:spacing w:after="100" w:line="240" w:lineRule="auto"/>
-      </w:pPr>
-    </w:p>
-    <w:p>
-      <w:pPr>
-        <w:jc w:val="both"/>
-        <w:spacing w:before="100" w:after="100" w:line="240" w:lineRule="auto"/>
-      </w:pPr>
-      <w:r>
-        <w:rPr>
-          <w:rFonts w:ascii="Arial" w:hAnsi="Arial" w:cs="Arial"/>
-          <w:color w:val="000000"/>
-          <w:sz w:val="24"/>
-          <w:szCs w:val="24"/>
-        </w:rPr>
-        <w:t xml:space="preserve">The common injuries observed were:</w:t>
-      </w:r>
-    </w:p>
-    <w:p>
-      <w:pPr>
-        <w:jc w:val="both"/>
-        <w:spacing w:before="100" w:after="100" w:line="240" w:lineRule="auto"/>
-      </w:pPr>
-      <w:r>
-        <w:rPr>
-          <w:rFonts w:ascii="Arial" w:hAnsi="Arial" w:cs="Arial"/>
-          <w:b/>
-          <w:bCs/>
-          <w:color w:val="000000"/>
-          <w:sz w:val="24"/>
-          <w:szCs w:val="24"/>
-        </w:rPr>
-        <w:t xml:space="preserve">{injury_list}</w:t>
-      </w:r>
-      <w:r>
-        <w:rPr>
-          <w:rFonts w:ascii="Arial" w:hAnsi="Arial" w:cs="Arial"/>
-          <w:color w:val="000000"/>
-          <w:sz w:val="24"/>
-          <w:szCs w:val="24"/>
-        </w:rPr>
-        <w:t xml:space="preserve">.</w:t>
-      </w:r>
-    </w:p>
-    <w:p>
-      <w:pPr>
-        <w:spacing w:after="100" w:line="240" w:lineRule="auto"/>
-      </w:pPr>
-    </w:p>
-    <w:p>
-      <w:pPr>
-        <w:jc w:val="both"/>
-        <w:spacing w:before="100" w:after="100" w:line="240" w:lineRule="auto"/>
-      </w:pPr>
-      <w:r>
-        <w:rPr>
-          <w:rFonts w:ascii="Arial" w:hAnsi="Arial" w:cs="Arial"/>
-          <w:color w:val="000000"/>
-          <w:sz w:val="24"/>
-          <w:szCs w:val="24"/>
-        </w:rPr>
-        <w:t xml:space="preserve">Among the Medical Emergencies,</w:t>
-      </w:r>
-    </w:p>
-    <w:p>
-      <w:pPr>
-        <w:jc w:val="both"/>
-        <w:spacing w:before="100" w:after="100" w:line="240" w:lineRule="auto"/>
-      </w:pPr>
-      <w:r>
-        <w:rPr>
-          <w:rFonts w:ascii="Arial" w:hAnsi="Arial" w:cs="Arial"/>
-          <w:color w:val="000000"/>
-          <w:sz w:val="24"/>
-          <w:szCs w:val="24"/>
-        </w:rPr>
-        <w:t xml:space="preserve">the recorded chief complaints included:</w:t>
-      </w:r>
-    </w:p>
-    <w:p>
-      <w:pPr>
-        <w:jc w:val="both"/>
-        <w:spacing w:before="100" w:after="100" w:line="240" w:lineRule="auto"/>
-      </w:pPr>
-      <w:r>
-        <w:rPr>
-          <w:rFonts w:ascii="Arial" w:hAnsi="Arial" w:cs="Arial"/>
-          <w:b/>
-          <w:bCs/>
-          <w:color w:val="000000"/>
-          <w:sz w:val="24"/>
-          <w:szCs w:val="24"/>
-        </w:rPr>
-        <w:t xml:space="preserve">{complaint_list}</w:t>
-      </w:r>
-      <w:r>
-        <w:rPr>
-          <w:rFonts w:ascii="Arial" w:hAnsi="Arial" w:cs="Arial"/>
-          <w:color w:val="000000"/>
-          <w:sz w:val="24"/>
-          <w:szCs w:val="24"/>
-        </w:rPr>
-        <w:t xml:space="preserve">.</w:t>
-      </w:r>
-    </w:p>
-    <w:p>
-      <w:pPr>
-        <w:spacing w:after="100" w:line="240" w:lineRule="auto"/>
-      </w:pPr>
-    </w:p>
-    <w:p>
-      <w:pPr>
-        <w:jc w:val="both"/>
-        <w:spacing w:before="100" w:after="100" w:line="240" w:lineRule="auto"/>
-      </w:pPr>
-      <w:r>
-        <w:rPr>
-          <w:rFonts w:ascii="Arial" w:hAnsi="Arial" w:cs="Arial"/>
-          <w:color w:val="000000"/>
-          <w:sz w:val="24"/>
-          <w:szCs w:val="24"/>
-        </w:rPr>
-        <w:t xml:space="preserve">The MDRRMO teams successfully performed their emergency response duties throughout the reporting period.</w:t>
-      </w:r>
-    </w:p>
-    <w:p>
-      <w:pPr>
-        <w:spacing w:after="100" w:line="240" w:lineRule="auto"/>
-      </w:pPr>
-    </w:p>
-    <w:p>
-      <w:pPr>
-        <w:jc w:val="center"/>
-        <w:spacing w:before="240" w:after="240"/>
-      </w:pPr>
-      <w:r>
-        <w:drawing>
-          <wp:inline xmlns:wp="http://schemas.openxmlformats.org/drawingml/2006/wordprocessingDrawing" xmlns:a="http://schemas.openxmlformats.org/drawingml/2006/main" xmlns:pic="http://schemas.openxmlformats.org/drawingml/2006/picture" xmlns:r="http://schemas.openxmlformats.org/officeDocument/2006/relationships" distT="0" distB="0" distL="0" distR="0">
-            <wp:extent cx="5400000" cy="1800000"/>
-            <wp:docPr id="1002" name="Signature Block 1002"/>
-            <a:graphic>
-              <a:graphicData uri="http://schemas.openxmlformats.org/drawingml/2006/main">
-                <pic:pic>
-                  <pic:nvPicPr>
-                    <pic:cNvPr id="1002" name="signature_block.png"/>
-                    <pic:cNvPicPr/>
-                  </pic:nvPicPr>
-                  <pic:blipFill>
-                    <a:blip r:embed="rIdSig"/>
-                    <a:stretch>
-                      <a:fillRect/>
-                    </a:stretch>
-                  </pic:blipFill>
-                  <pic:spPr>
-                    <a:xfrm>
-                      <a:off x="0" y="0"/>
-                      <a:ext cx="5400000" cy="1800000"/>
-                    </a:xfrm>
-                    <a:prstGeom prst="rect">
-                      <a:avLst/>
-                    </a:prstGeom>
-                  </pic:spPr>
-                </pic:pic>
-              </a:graphicData>
-            </a:graphic>
-          </wp:inline>
-        </w:drawing>
-      </w:r>
-    </w:p>
-    <w:p>
-      <w:pPr>
-        <w:spacing w:after="100" w:line="240" w:lineRule="auto"/>
-      </w:pPr>
-      <w:r>
-        <w:rPr>
-          <w:rFonts w:ascii="Arial" w:hAnsi="Arial" w:cs="Arial"/>
-          <w:color w:val="000000"/>
-          <w:sz w:val="24"/>
-          <w:szCs w:val="24"/>
-        </w:rPr>
-        <w:t xml:space="preserve">{/weeks}</w:t>
-      </w:r>
-    </w:p>
+{/weeks}
     <w:sectPr>
       <w:headerReference w:type="default" r:id="rId7"/>
       <w:footerReference w:type="default" r:id="rId8"/>

--- a/frontend/public/templates/weekly-template.docx
+++ b/frontend/public/templates/weekly-template.docx
@@ -448,237 +448,228 @@
         <w:spacing w:after="120" w:line="240" w:lineRule="auto"/>
       </w:pPr>
     </w:p>
+    <w:tbl>
+      <w:tblPr>
+        <w:tblW w:w="9360" w:type="dxa"/>
+        <w:tblBorders>
+          <w:top w:val="none"/>
+          <w:left w:val="none"/>
+          <w:bottom w:val="none"/>
+          <w:right w:val="none"/>
+          <w:insideH w:val="none"/>
+          <w:insideV w:val="none"/>
+        </w:tblBorders>
+      </w:tblPr>
+      <w:tr>
+        <w:tc>
+          <w:tcPr>
+            <w:tcW w:w="3120" w:type="dxa"/>
+          </w:tcPr>
+          <w:p>
+            <w:pPr>
+              <w:jc w:val="center"/>
+              <w:spacing w:before="120" w:after="120" w:line="240" w:lineRule="auto"/>
+            </w:pPr>
+            <w:r>
+              <w:rPr>
+                <w:rFonts w:ascii="Arial" w:hAnsi="Arial" w:cs="Arial"/>
+                <w:color w:val="000000"/>
+                <w:sz w:val="24"/>
+                <w:szCs w:val="24"/>
+              </w:rPr>
+              <w:t xml:space="preserve">Prepared by:</w:t>
+            </w:r>
+          </w:p>
+        </w:tc>
+        <w:tc>
+          <w:tcPr>
+            <w:tcW w:w="3120" w:type="dxa"/>
+          </w:tcPr>
+          <w:p>
+            <w:pPr>
+              <w:jc w:val="center"/>
+              <w:spacing w:before="120" w:after="120" w:line="240" w:lineRule="auto"/>
+            </w:pPr>
+            <w:r>
+              <w:rPr>
+                <w:rFonts w:ascii="Arial" w:hAnsi="Arial" w:cs="Arial"/>
+                <w:color w:val="000000"/>
+                <w:sz w:val="24"/>
+                <w:szCs w:val="24"/>
+              </w:rPr>
+              <w:t xml:space="preserve">Checked by:</w:t>
+            </w:r>
+          </w:p>
+        </w:tc>
+        <w:tc>
+          <w:tcPr>
+            <w:tcW w:w="3120" w:type="dxa"/>
+          </w:tcPr>
+          <w:p>
+            <w:pPr>
+              <w:jc w:val="center"/>
+              <w:spacing w:before="120" w:after="120" w:line="240" w:lineRule="auto"/>
+            </w:pPr>
+            <w:r>
+              <w:rPr>
+                <w:rFonts w:ascii="Arial" w:hAnsi="Arial" w:cs="Arial"/>
+                <w:color w:val="000000"/>
+                <w:sz w:val="24"/>
+                <w:szCs w:val="24"/>
+              </w:rPr>
+              <w:t xml:space="preserve">Noted by:</w:t>
+            </w:r>
+          </w:p>
+        </w:tc>
+      </w:tr>
+      <w:tr>
+        <w:tc>
+          <w:tcPr>
+            <w:tcW w:w="3120" w:type="dxa"/>
+          </w:tcPr>
+          <w:p>
+            <w:pPr>
+              <w:spacing w:after="120" w:line="240" w:lineRule="auto"/>
+            </w:pPr>
+          </w:p>
+          <w:p>
+            <w:pPr>
+              <w:spacing w:after="120" w:line="240" w:lineRule="auto"/>
+            </w:pPr>
+          </w:p>
+          <w:p>
+            <w:pPr>
+              <w:jc w:val="center"/>
+              <w:spacing w:before="120" w:after="120" w:line="240" w:lineRule="auto"/>
+            </w:pPr>
+            <w:r>
+              <w:rPr>
+                <w:rFonts w:ascii="Arial" w:hAnsi="Arial" w:cs="Arial"/>
+                <w:b/>
+                <w:bCs/>
+                <w:color w:val="000000"/>
+                <w:sz w:val="24"/>
+                <w:szCs w:val="24"/>
+              </w:rPr>
+              <w:t xml:space="preserve">Rosalinda Espinar</w:t>
+            </w:r>
+          </w:p>
+          <w:p>
+            <w:pPr>
+              <w:jc w:val="center"/>
+              <w:spacing w:before="120" w:after="120" w:line="240" w:lineRule="auto"/>
+            </w:pPr>
+            <w:r>
+              <w:rPr>
+                <w:rFonts w:ascii="Arial" w:hAnsi="Arial" w:cs="Arial"/>
+                <w:color w:val="000000"/>
+                <w:sz w:val="24"/>
+                <w:szCs w:val="24"/>
+              </w:rPr>
+              <w:t xml:space="preserve">Incident Documentation Staff</w:t>
+            </w:r>
+          </w:p>
+        </w:tc>
+        <w:tc>
+          <w:tcPr>
+            <w:tcW w:w="3120" w:type="dxa"/>
+          </w:tcPr>
+          <w:p>
+            <w:pPr>
+              <w:spacing w:after="120" w:line="240" w:lineRule="auto"/>
+            </w:pPr>
+          </w:p>
+          <w:p>
+            <w:pPr>
+              <w:spacing w:after="120" w:line="240" w:lineRule="auto"/>
+            </w:pPr>
+          </w:p>
+          <w:p>
+            <w:pPr>
+              <w:jc w:val="center"/>
+              <w:spacing w:before="120" w:after="120" w:line="240" w:lineRule="auto"/>
+            </w:pPr>
+            <w:r>
+              <w:rPr>
+                <w:rFonts w:ascii="Arial" w:hAnsi="Arial" w:cs="Arial"/>
+                <w:b/>
+                <w:bCs/>
+                <w:color w:val="000000"/>
+                <w:sz w:val="24"/>
+                <w:szCs w:val="24"/>
+              </w:rPr>
+              <w:t xml:space="preserve">Giovanni Marco</w:t>
+            </w:r>
+          </w:p>
+          <w:p>
+            <w:pPr>
+              <w:jc w:val="center"/>
+              <w:spacing w:before="120" w:after="120" w:line="240" w:lineRule="auto"/>
+            </w:pPr>
+            <w:r>
+              <w:rPr>
+                <w:rFonts w:ascii="Arial" w:hAnsi="Arial" w:cs="Arial"/>
+                <w:color w:val="000000"/>
+                <w:sz w:val="24"/>
+                <w:szCs w:val="24"/>
+              </w:rPr>
+              <w:t xml:space="preserve">Operations-In-Charge</w:t>
+            </w:r>
+          </w:p>
+        </w:tc>
+        <w:tc>
+          <w:tcPr>
+            <w:tcW w:w="3120" w:type="dxa"/>
+          </w:tcPr>
+          <w:p>
+            <w:pPr>
+              <w:spacing w:after="120" w:line="240" w:lineRule="auto"/>
+            </w:pPr>
+          </w:p>
+          <w:p>
+            <w:pPr>
+              <w:spacing w:after="120" w:line="240" w:lineRule="auto"/>
+            </w:pPr>
+          </w:p>
+          <w:p>
+            <w:pPr>
+              <w:jc w:val="center"/>
+              <w:spacing w:before="120" w:after="120" w:line="240" w:lineRule="auto"/>
+            </w:pPr>
+            <w:r>
+              <w:rPr>
+                <w:rFonts w:ascii="Arial" w:hAnsi="Arial" w:cs="Arial"/>
+                <w:b/>
+                <w:bCs/>
+                <w:color w:val="000000"/>
+                <w:sz w:val="24"/>
+                <w:szCs w:val="24"/>
+              </w:rPr>
+              <w:t xml:space="preserve">Christian Noel Villanueva</w:t>
+            </w:r>
+          </w:p>
+          <w:p>
+            <w:pPr>
+              <w:jc w:val="center"/>
+              <w:spacing w:before="120" w:after="120" w:line="240" w:lineRule="auto"/>
+            </w:pPr>
+            <w:r>
+              <w:rPr>
+                <w:rFonts w:ascii="Arial" w:hAnsi="Arial" w:cs="Arial"/>
+                <w:color w:val="000000"/>
+                <w:sz w:val="24"/>
+                <w:szCs w:val="24"/>
+              </w:rPr>
+              <w:t xml:space="preserve">MGDH I – LDRRMO</w:t>
+            </w:r>
+          </w:p>
+        </w:tc>
+      </w:tr>
+    </w:tbl>
     <w:p>
       <w:pPr>
         <w:spacing w:after="120" w:line="240" w:lineRule="auto"/>
       </w:pPr>
-    </w:p>
-    <w:p>
-      <w:pPr>
-        <w:jc w:val="center"/>
-        <w:spacing w:before="120" w:after="120" w:line="240" w:lineRule="auto"/>
-      </w:pPr>
-      <w:r>
-        <w:rPr>
-          <w:rFonts w:ascii="Arial" w:hAnsi="Arial" w:cs="Arial"/>
-          <w:color w:val="000000"/>
-          <w:sz w:val="24"/>
-          <w:szCs w:val="24"/>
-        </w:rPr>
-        <w:t xml:space="preserve">Prepared by:</w:t>
-      </w:r>
-      <w:r>
-        <w:rPr>
-          <w:rFonts w:ascii="Arial" w:hAnsi="Arial" w:cs="Arial"/>
-          <w:color w:val="000000"/>
-          <w:sz w:val="24"/>
-          <w:szCs w:val="24"/>
-        </w:rPr>
-        <w:tab/>
-      </w:r>
-      <w:r>
-        <w:rPr>
-          <w:rFonts w:ascii="Arial" w:hAnsi="Arial" w:cs="Arial"/>
-          <w:color w:val="000000"/>
-          <w:sz w:val="24"/>
-          <w:szCs w:val="24"/>
-        </w:rPr>
-        <w:tab/>
-      </w:r>
-      <w:r>
-        <w:rPr>
-          <w:rFonts w:ascii="Arial" w:hAnsi="Arial" w:cs="Arial"/>
-          <w:color w:val="000000"/>
-          <w:sz w:val="24"/>
-          <w:szCs w:val="24"/>
-        </w:rPr>
-        <w:tab/>
-      </w:r>
-      <w:r>
-        <w:rPr>
-          <w:rFonts w:ascii="Arial" w:hAnsi="Arial" w:cs="Arial"/>
-          <w:color w:val="000000"/>
-          <w:sz w:val="24"/>
-          <w:szCs w:val="24"/>
-        </w:rPr>
-        <w:t xml:space="preserve">Checked by:</w:t>
-      </w:r>
-      <w:r>
-        <w:rPr>
-          <w:rFonts w:ascii="Arial" w:hAnsi="Arial" w:cs="Arial"/>
-          <w:color w:val="000000"/>
-          <w:sz w:val="24"/>
-          <w:szCs w:val="24"/>
-        </w:rPr>
-        <w:tab/>
-      </w:r>
-      <w:r>
-        <w:rPr>
-          <w:rFonts w:ascii="Arial" w:hAnsi="Arial" w:cs="Arial"/>
-          <w:color w:val="000000"/>
-          <w:sz w:val="24"/>
-          <w:szCs w:val="24"/>
-        </w:rPr>
-        <w:tab/>
-      </w:r>
-      <w:r>
-        <w:rPr>
-          <w:rFonts w:ascii="Arial" w:hAnsi="Arial" w:cs="Arial"/>
-          <w:color w:val="000000"/>
-          <w:sz w:val="24"/>
-          <w:szCs w:val="24"/>
-        </w:rPr>
-        <w:tab/>
-      </w:r>
-      <w:r>
-        <w:rPr>
-          <w:rFonts w:ascii="Arial" w:hAnsi="Arial" w:cs="Arial"/>
-          <w:color w:val="000000"/>
-          <w:sz w:val="24"/>
-          <w:szCs w:val="24"/>
-        </w:rPr>
-        <w:t xml:space="preserve">Noted by:</w:t>
-      </w:r>
-    </w:p>
-    <w:p>
-      <w:pPr>
-        <w:spacing w:after="120" w:line="240" w:lineRule="auto"/>
-      </w:pPr>
-    </w:p>
-    <w:p>
-      <w:pPr>
-        <w:jc w:val="center"/>
-        <w:spacing w:before="120" w:after="120" w:line="240" w:lineRule="auto"/>
-      </w:pPr>
-      <w:r>
-        <w:rPr>
-          <w:rFonts w:ascii="Arial" w:hAnsi="Arial" w:cs="Arial"/>
-          <w:b/>
-          <w:bCs/>
-          <w:color w:val="000000"/>
-          <w:sz w:val="24"/>
-          <w:szCs w:val="24"/>
-        </w:rPr>
-        <w:t xml:space="preserve">Rosalinda Espinar</w:t>
-      </w:r>
-      <w:r>
-        <w:rPr>
-          <w:rFonts w:ascii="Arial" w:hAnsi="Arial" w:cs="Arial"/>
-          <w:color w:val="000000"/>
-          <w:sz w:val="24"/>
-          <w:szCs w:val="24"/>
-        </w:rPr>
-        <w:tab/>
-      </w:r>
-      <w:r>
-        <w:rPr>
-          <w:rFonts w:ascii="Arial" w:hAnsi="Arial" w:cs="Arial"/>
-          <w:color w:val="000000"/>
-          <w:sz w:val="24"/>
-          <w:szCs w:val="24"/>
-        </w:rPr>
-        <w:tab/>
-      </w:r>
-      <w:r>
-        <w:rPr>
-          <w:rFonts w:ascii="Arial" w:hAnsi="Arial" w:cs="Arial"/>
-          <w:b/>
-          <w:bCs/>
-          <w:color w:val="000000"/>
-          <w:sz w:val="24"/>
-          <w:szCs w:val="24"/>
-        </w:rPr>
-        <w:t xml:space="preserve">Giovanni Marco</w:t>
-      </w:r>
-      <w:r>
-        <w:rPr>
-          <w:rFonts w:ascii="Arial" w:hAnsi="Arial" w:cs="Arial"/>
-          <w:color w:val="000000"/>
-          <w:sz w:val="24"/>
-          <w:szCs w:val="24"/>
-        </w:rPr>
-        <w:tab/>
-      </w:r>
-      <w:r>
-        <w:rPr>
-          <w:rFonts w:ascii="Arial" w:hAnsi="Arial" w:cs="Arial"/>
-          <w:color w:val="000000"/>
-          <w:sz w:val="24"/>
-          <w:szCs w:val="24"/>
-        </w:rPr>
-        <w:tab/>
-      </w:r>
-      <w:r>
-        <w:rPr>
-          <w:rFonts w:ascii="Arial" w:hAnsi="Arial" w:cs="Arial"/>
-          <w:b/>
-          <w:bCs/>
-          <w:color w:val="000000"/>
-          <w:sz w:val="24"/>
-          <w:szCs w:val="24"/>
-        </w:rPr>
-        <w:t xml:space="preserve">Christian Noel Villanueva</w:t>
-      </w:r>
-    </w:p>
-    <w:p>
-      <w:pPr>
-        <w:jc w:val="center"/>
-        <w:spacing w:before="120" w:after="120" w:line="240" w:lineRule="auto"/>
-      </w:pPr>
-      <w:r>
-        <w:rPr>
-          <w:rFonts w:ascii="Arial" w:hAnsi="Arial" w:cs="Arial"/>
-          <w:color w:val="000000"/>
-          <w:sz w:val="24"/>
-          <w:szCs w:val="24"/>
-        </w:rPr>
-        <w:t xml:space="preserve">Incident Documentation Staff</w:t>
-      </w:r>
-      <w:r>
-        <w:rPr>
-          <w:rFonts w:ascii="Arial" w:hAnsi="Arial" w:cs="Arial"/>
-          <w:color w:val="000000"/>
-          <w:sz w:val="24"/>
-          <w:szCs w:val="24"/>
-        </w:rPr>
-        <w:tab/>
-      </w:r>
-      <w:r>
-        <w:rPr>
-          <w:rFonts w:ascii="Arial" w:hAnsi="Arial" w:cs="Arial"/>
-          <w:color w:val="000000"/>
-          <w:sz w:val="24"/>
-          <w:szCs w:val="24"/>
-        </w:rPr>
-        <w:t xml:space="preserve">Operations-In-Charge</w:t>
-      </w:r>
-      <w:r>
-        <w:rPr>
-          <w:rFonts w:ascii="Arial" w:hAnsi="Arial" w:cs="Arial"/>
-          <w:color w:val="000000"/>
-          <w:sz w:val="24"/>
-          <w:szCs w:val="24"/>
-        </w:rPr>
-        <w:tab/>
-      </w:r>
-      <w:r>
-        <w:rPr>
-          <w:rFonts w:ascii="Arial" w:hAnsi="Arial" w:cs="Arial"/>
-          <w:color w:val="000000"/>
-          <w:sz w:val="24"/>
-          <w:szCs w:val="24"/>
-        </w:rPr>
-        <w:tab/>
-      </w:r>
-      <w:r>
-        <w:rPr>
-          <w:rFonts w:ascii="Arial" w:hAnsi="Arial" w:cs="Arial"/>
-          <w:color w:val="000000"/>
-          <w:sz w:val="24"/>
-          <w:szCs w:val="24"/>
-        </w:rPr>
-        <w:t xml:space="preserve">MGDH I – LDRRMO</w:t>
-      </w:r>
     </w:p>
 {/weeks}
     <w:sectPr>

--- a/frontend/public/templates/weekly-template.docx
+++ b/frontend/public/templates/weekly-template.docx
@@ -2,7 +2,20 @@
 <file path=word/document.xml><?xml version="1.0" encoding="utf-8"?>
 <w:document xmlns:wpc="http://schemas.microsoft.com/office/word/2010/wordprocessingCanvas" xmlns:cx="http://schemas.microsoft.com/office/drawing/2014/chartex" xmlns:cx1="http://schemas.microsoft.com/office/drawing/2015/9/8/chartex" xmlns:cx2="http://schemas.microsoft.com/office/drawing/2015/10/21/chartex" xmlns:cx3="http://schemas.microsoft.com/office/drawing/2016/5/9/chartex" xmlns:cx4="http://schemas.microsoft.com/office/drawing/2016/5/10/chartex" xmlns:cx5="http://schemas.microsoft.com/office/drawing/2016/5/11/chartex" xmlns:cx6="http://schemas.microsoft.com/office/drawing/2016/5/12/chartex" xmlns:cx7="http://schemas.microsoft.com/office/drawing/2016/5/13/chartex" xmlns:cx8="http://schemas.microsoft.com/office/drawing/2016/5/14/chartex" xmlns:mc="http://schemas.openxmlformats.org/markup-compatibility/2006" xmlns:aink="http://schemas.microsoft.com/office/drawing/2016/ink" xmlns:am3d="http://schemas.microsoft.com/office/drawing/2017/model3d" xmlns:o="urn:schemas-microsoft-com:office:office" xmlns:r="http://schemas.openxmlformats.org/officeDocument/2006/relationships" xmlns:m="http://schemas.openxmlformats.org/officeDocument/2006/math" xmlns:v="urn:schemas-microsoft-com:vml" xmlns:wp14="http://schemas.microsoft.com/office/word/2010/wordprocessingDrawing" xmlns:wp="http://schemas.openxmlformats.org/drawingml/2006/wordprocessingDrawing" xmlns:w10="urn:schemas-microsoft-com:office:word" xmlns:w="http://schemas.openxmlformats.org/wordprocessingml/2006/main" xmlns:w14="http://schemas.microsoft.com/office/word/2010/wordml" xmlns:w15="http://schemas.microsoft.com/office/word/2012/wordml" xmlns:w16cex="http://schemas.microsoft.com/office/word/2018/wordml/cex" xmlns:w16cid="http://schemas.microsoft.com/office/word/2016/wordml/cid" xmlns:w16="http://schemas.microsoft.com/office/word/2018/wordml" xmlns:w16sdtdh="http://schemas.microsoft.com/office/word/2020/wordml/sdtdatahash" xmlns:w16se="http://schemas.microsoft.com/office/word/2015/wordml/symex" xmlns:wpg="http://schemas.microsoft.com/office/word/2010/wordprocessingGroup" xmlns:wpi="http://schemas.microsoft.com/office/word/2010/wordprocessingInk" xmlns:wne="http://schemas.microsoft.com/office/word/2006/wordml" xmlns:wps="http://schemas.microsoft.com/office/word/2010/wordprocessingShape" mc:Ignorable="w14 w15 w16se w16cid w16 w16cex w16sdtdh wp14">
   <w:body>
-{#weeks}
+    <w:p>
+      <w:pPr>
+        <w:spacing w:after="120" w:line="240" w:lineRule="auto"/>
+      </w:pPr>
+      <w:r>
+        <w:rPr>
+          <w:rFonts w:ascii="Arial" w:hAnsi="Arial" w:cs="Arial"/>
+          <w:color w:val="000000"/>
+          <w:sz w:val="24"/>
+          <w:szCs w:val="24"/>
+        </w:rPr>
+        <w:t xml:space="preserve">{#weeks}</w:t>
+      </w:r>
+    </w:p>
     <w:p>
       <w:pPr>
         <w:jc w:val="center"/>
@@ -671,7 +684,20 @@
         <w:spacing w:after="120" w:line="240" w:lineRule="auto"/>
       </w:pPr>
     </w:p>
-{/weeks}
+    <w:p>
+      <w:pPr>
+        <w:spacing w:after="120" w:line="240" w:lineRule="auto"/>
+      </w:pPr>
+      <w:r>
+        <w:rPr>
+          <w:rFonts w:ascii="Arial" w:hAnsi="Arial" w:cs="Arial"/>
+          <w:color w:val="000000"/>
+          <w:sz w:val="24"/>
+          <w:szCs w:val="24"/>
+        </w:rPr>
+        <w:t xml:space="preserve">{/weeks}</w:t>
+      </w:r>
+    </w:p>
     <w:sectPr>
       <w:headerReference w:type="default" r:id="rId7"/>
       <w:footerReference w:type="default" r:id="rId8"/>

--- a/frontend/public/templates/weekly-template.docx
+++ b/frontend/public/templates/weekly-template.docx
@@ -70,7 +70,7 @@
           <w:sz w:val="24"/>
           <w:szCs w:val="24"/>
         </w:rPr>
-        <w:t xml:space="preserve"> week of the month dated </w:t>
+        <w:t xml:space="preserve"> week of the Month Dated: </w:t>
       </w:r>
       <w:r>
         <w:rPr>
@@ -81,7 +81,7 @@
           <w:sz w:val="24"/>
           <w:szCs w:val="24"/>
         </w:rPr>
-        <w:t xml:space="preserve">{start_date}</w:t>
+        <w:t xml:space="preserve">{date_range}</w:t>
       </w:r>
       <w:r>
         <w:rPr>
@@ -90,7 +90,7 @@
           <w:sz w:val="24"/>
           <w:szCs w:val="24"/>
         </w:rPr>
-        <w:t xml:space="preserve"> to </w:t>
+        <w:t xml:space="preserve">. The Municipal Disaster Risk Reduction and Management Office (</w:t>
       </w:r>
       <w:r>
         <w:rPr>
@@ -101,7 +101,7 @@
           <w:sz w:val="24"/>
           <w:szCs w:val="24"/>
         </w:rPr>
-        <w:t xml:space="preserve">{end_date}</w:t>
+        <w:t xml:space="preserve">MDRRMO</w:t>
       </w:r>
       <w:r>
         <w:rPr>
@@ -110,7 +110,7 @@
           <w:sz w:val="24"/>
           <w:szCs w:val="24"/>
         </w:rPr>
-        <w:t xml:space="preserve">, the MDRRMO responded to </w:t>
+        <w:t xml:space="preserve">) emergency responders responded to </w:t>
       </w:r>
       <w:r>
         <w:rPr>
@@ -121,7 +121,7 @@
           <w:sz w:val="24"/>
           <w:szCs w:val="24"/>
         </w:rPr>
-        <w:t xml:space="preserve">{total_incidents}</w:t>
+        <w:t xml:space="preserve">{total_incidents_text}</w:t>
       </w:r>
       <w:r>
         <w:rPr>
@@ -150,14 +150,8 @@
           <w:sz w:val="24"/>
           <w:szCs w:val="24"/>
         </w:rPr>
-        <w:t xml:space="preserve">Of these,</w:t>
+        <w:t xml:space="preserve">       That </w:t>
       </w:r>
-    </w:p>
-    <w:p>
-      <w:pPr>
-        <w:jc w:val="both"/>
-        <w:spacing w:before="120" w:after="120" w:line="240" w:lineRule="auto"/>
-      </w:pPr>
       <w:r>
         <w:rPr>
           <w:rFonts w:ascii="Arial" w:hAnsi="Arial" w:cs="Arial"/>
@@ -167,7 +161,7 @@
           <w:sz w:val="24"/>
           <w:szCs w:val="24"/>
         </w:rPr>
-        <w:t xml:space="preserve">{trauma_count}</w:t>
+        <w:t xml:space="preserve">{trauma_count_text}</w:t>
       </w:r>
       <w:r>
         <w:rPr>
@@ -176,14 +170,37 @@
           <w:sz w:val="24"/>
           <w:szCs w:val="24"/>
         </w:rPr>
-        <w:t xml:space="preserve"> were Trauma Emergencies,</w:t>
+        <w:t xml:space="preserve"> of the incidents were Trauma Emergencies, </w:t>
+      </w:r>
+      <w:r>
+        <w:rPr>
+          <w:rFonts w:ascii="Arial" w:hAnsi="Arial" w:cs="Arial"/>
+          <w:color w:val="000000"/>
+          <w:sz w:val="24"/>
+          <w:szCs w:val="24"/>
+        </w:rPr>
+        <w:t xml:space="preserve">{trauma_breakdown}.</w:t>
       </w:r>
     </w:p>
     <w:p>
       <w:pPr>
+        <w:spacing w:after="120" w:line="240" w:lineRule="auto"/>
+      </w:pPr>
+    </w:p>
+    <w:p>
+      <w:pPr>
         <w:jc w:val="both"/>
         <w:spacing w:before="120" w:after="120" w:line="240" w:lineRule="auto"/>
       </w:pPr>
+      <w:r>
+        <w:rPr>
+          <w:rFonts w:ascii="Arial" w:hAnsi="Arial" w:cs="Arial"/>
+          <w:color w:val="000000"/>
+          <w:sz w:val="24"/>
+          <w:szCs w:val="24"/>
+        </w:rPr>
+        <w:t xml:space="preserve">       That </w:t>
+      </w:r>
       <w:r>
         <w:rPr>
           <w:rFonts w:ascii="Arial" w:hAnsi="Arial" w:cs="Arial"/>
@@ -193,7 +210,7 @@
           <w:sz w:val="24"/>
           <w:szCs w:val="24"/>
         </w:rPr>
-        <w:t xml:space="preserve">{medical_count}</w:t>
+        <w:t xml:space="preserve">{medical_count_text}</w:t>
       </w:r>
       <w:r>
         <w:rPr>
@@ -202,14 +219,55 @@
           <w:sz w:val="24"/>
           <w:szCs w:val="24"/>
         </w:rPr>
-        <w:t xml:space="preserve"> were Medical Emergencies, and</w:t>
+        <w:t xml:space="preserve"> of the </w:t>
+      </w:r>
+      <w:r>
+        <w:rPr>
+          <w:rFonts w:ascii="Arial" w:hAnsi="Arial" w:cs="Arial"/>
+          <w:color w:val="000000"/>
+          <w:sz w:val="24"/>
+          <w:szCs w:val="24"/>
+        </w:rPr>
+        <w:t xml:space="preserve">{total_count_word}</w:t>
+      </w:r>
+      <w:r>
+        <w:rPr>
+          <w:rFonts w:ascii="Arial" w:hAnsi="Arial" w:cs="Arial"/>
+          <w:color w:val="000000"/>
+          <w:sz w:val="24"/>
+          <w:szCs w:val="24"/>
+        </w:rPr>
+        <w:t xml:space="preserve"> incidents were Medical Emergencies, </w:t>
+      </w:r>
+      <w:r>
+        <w:rPr>
+          <w:rFonts w:ascii="Arial" w:hAnsi="Arial" w:cs="Arial"/>
+          <w:color w:val="000000"/>
+          <w:sz w:val="24"/>
+          <w:szCs w:val="24"/>
+        </w:rPr>
+        <w:t xml:space="preserve">{medical_breakdown}.</w:t>
       </w:r>
     </w:p>
     <w:p>
       <w:pPr>
+        <w:spacing w:after="120" w:line="240" w:lineRule="auto"/>
+      </w:pPr>
+    </w:p>
+    <w:p>
+      <w:pPr>
         <w:jc w:val="both"/>
         <w:spacing w:before="120" w:after="120" w:line="240" w:lineRule="auto"/>
       </w:pPr>
+      <w:r>
+        <w:rPr>
+          <w:rFonts w:ascii="Arial" w:hAnsi="Arial" w:cs="Arial"/>
+          <w:color w:val="000000"/>
+          <w:sz w:val="24"/>
+          <w:szCs w:val="24"/>
+        </w:rPr>
+        <w:t xml:space="preserve">       That the other </w:t>
+      </w:r>
       <w:r>
         <w:rPr>
           <w:rFonts w:ascii="Arial" w:hAnsi="Arial" w:cs="Arial"/>
@@ -219,7 +277,7 @@
           <w:sz w:val="24"/>
           <w:szCs w:val="24"/>
         </w:rPr>
-        <w:t xml:space="preserve">{medical_conduction_count}</w:t>
+        <w:t xml:space="preserve">{conduction_count_text}</w:t>
       </w:r>
       <w:r>
         <w:rPr>
@@ -228,19 +286,8 @@
           <w:sz w:val="24"/>
           <w:szCs w:val="24"/>
         </w:rPr>
-        <w:t xml:space="preserve"> was a Medical Conduction.</w:t>
+        <w:t xml:space="preserve"> of the </w:t>
       </w:r>
-    </w:p>
-    <w:p>
-      <w:pPr>
-        <w:spacing w:after="120" w:line="240" w:lineRule="auto"/>
-      </w:pPr>
-    </w:p>
-    <w:p>
-      <w:pPr>
-        <w:jc w:val="both"/>
-        <w:spacing w:before="120" w:after="120" w:line="240" w:lineRule="auto"/>
-      </w:pPr>
       <w:r>
         <w:rPr>
           <w:rFonts w:ascii="Arial" w:hAnsi="Arial" w:cs="Arial"/>
@@ -248,14 +295,46 @@
           <w:sz w:val="24"/>
           <w:szCs w:val="24"/>
         </w:rPr>
-        <w:t xml:space="preserve">Among the Trauma Emergencies,</w:t>
+        <w:t xml:space="preserve">{total_count_word}</w:t>
+      </w:r>
+      <w:r>
+        <w:rPr>
+          <w:rFonts w:ascii="Arial" w:hAnsi="Arial" w:cs="Arial"/>
+          <w:color w:val="000000"/>
+          <w:sz w:val="24"/>
+          <w:szCs w:val="24"/>
+        </w:rPr>
+        <w:t xml:space="preserve"> incidents was a Medical Conduction, </w:t>
+      </w:r>
+      <w:r>
+        <w:rPr>
+          <w:rFonts w:ascii="Arial" w:hAnsi="Arial" w:cs="Arial"/>
+          <w:color w:val="000000"/>
+          <w:sz w:val="24"/>
+          <w:szCs w:val="24"/>
+        </w:rPr>
+        <w:t xml:space="preserve">{conduction_breakdown}.</w:t>
       </w:r>
     </w:p>
     <w:p>
       <w:pPr>
+        <w:spacing w:after="120" w:line="240" w:lineRule="auto"/>
+      </w:pPr>
+    </w:p>
+    <w:p>
+      <w:pPr>
         <w:jc w:val="both"/>
         <w:spacing w:before="120" w:after="120" w:line="240" w:lineRule="auto"/>
       </w:pPr>
+      <w:r>
+        <w:rPr>
+          <w:rFonts w:ascii="Arial" w:hAnsi="Arial" w:cs="Arial"/>
+          <w:color w:val="000000"/>
+          <w:sz w:val="24"/>
+          <w:szCs w:val="24"/>
+        </w:rPr>
+        <w:t xml:space="preserve">       That the Four (4) teams of the Municipal Disaster and Risk Reduction and Management Office (</w:t>
+      </w:r>
       <w:r>
         <w:rPr>
           <w:rFonts w:ascii="Arial" w:hAnsi="Arial" w:cs="Arial"/>
@@ -265,7 +344,7 @@
           <w:sz w:val="24"/>
           <w:szCs w:val="24"/>
         </w:rPr>
-        <w:t xml:space="preserve">{dead_count}</w:t>
+        <w:t xml:space="preserve">MDRRMO</w:t>
       </w:r>
       <w:r>
         <w:rPr>
@@ -274,186 +353,7 @@
           <w:sz w:val="24"/>
           <w:szCs w:val="24"/>
         </w:rPr>
-        <w:t xml:space="preserve"> patients were reported dead on the spot,</w:t>
-      </w:r>
-    </w:p>
-    <w:p>
-      <w:pPr>
-        <w:jc w:val="both"/>
-        <w:spacing w:before="120" w:after="120" w:line="240" w:lineRule="auto"/>
-      </w:pPr>
-      <w:r>
-        <w:rPr>
-          <w:rFonts w:ascii="Arial" w:hAnsi="Arial" w:cs="Arial"/>
-          <w:b/>
-          <w:bCs/>
-          <w:color w:val="000000"/>
-          <w:sz w:val="24"/>
-          <w:szCs w:val="24"/>
-        </w:rPr>
-        <w:t xml:space="preserve">{cancelled_count}</w:t>
-      </w:r>
-      <w:r>
-        <w:rPr>
-          <w:rFonts w:ascii="Arial" w:hAnsi="Arial" w:cs="Arial"/>
-          <w:color w:val="000000"/>
-          <w:sz w:val="24"/>
-          <w:szCs w:val="24"/>
-        </w:rPr>
-        <w:t xml:space="preserve"> incident was cancelled,</w:t>
-      </w:r>
-    </w:p>
-    <w:p>
-      <w:pPr>
-        <w:jc w:val="both"/>
-        <w:spacing w:before="120" w:after="120" w:line="240" w:lineRule="auto"/>
-      </w:pPr>
-      <w:r>
-        <w:rPr>
-          <w:rFonts w:ascii="Arial" w:hAnsi="Arial" w:cs="Arial"/>
-          <w:b/>
-          <w:bCs/>
-          <w:color w:val="000000"/>
-          <w:sz w:val="24"/>
-          <w:szCs w:val="24"/>
-        </w:rPr>
-        <w:t xml:space="preserve">{transported_count}</w:t>
-      </w:r>
-      <w:r>
-        <w:rPr>
-          <w:rFonts w:ascii="Arial" w:hAnsi="Arial" w:cs="Arial"/>
-          <w:color w:val="000000"/>
-          <w:sz w:val="24"/>
-          <w:szCs w:val="24"/>
-        </w:rPr>
-        <w:t xml:space="preserve"> patients were transported after receiving proper care.</w:t>
-      </w:r>
-    </w:p>
-    <w:p>
-      <w:pPr>
-        <w:spacing w:after="120" w:line="240" w:lineRule="auto"/>
-      </w:pPr>
-    </w:p>
-    <w:p>
-      <w:pPr>
-        <w:jc w:val="both"/>
-        <w:spacing w:before="120" w:after="120" w:line="240" w:lineRule="auto"/>
-      </w:pPr>
-      <w:r>
-        <w:rPr>
-          <w:rFonts w:ascii="Arial" w:hAnsi="Arial" w:cs="Arial"/>
-          <w:color w:val="000000"/>
-          <w:sz w:val="24"/>
-          <w:szCs w:val="24"/>
-        </w:rPr>
-        <w:t xml:space="preserve">The common injuries observed were:</w:t>
-      </w:r>
-    </w:p>
-    <w:p>
-      <w:pPr>
-        <w:jc w:val="both"/>
-        <w:spacing w:before="120" w:after="120" w:line="240" w:lineRule="auto"/>
-      </w:pPr>
-      <w:r>
-        <w:rPr>
-          <w:rFonts w:ascii="Arial" w:hAnsi="Arial" w:cs="Arial"/>
-          <w:b/>
-          <w:bCs/>
-          <w:color w:val="000000"/>
-          <w:sz w:val="24"/>
-          <w:szCs w:val="24"/>
-        </w:rPr>
-        <w:t xml:space="preserve">{injury_list}</w:t>
-      </w:r>
-      <w:r>
-        <w:rPr>
-          <w:rFonts w:ascii="Arial" w:hAnsi="Arial" w:cs="Arial"/>
-          <w:color w:val="000000"/>
-          <w:sz w:val="24"/>
-          <w:szCs w:val="24"/>
-        </w:rPr>
-        <w:t xml:space="preserve">.</w:t>
-      </w:r>
-    </w:p>
-    <w:p>
-      <w:pPr>
-        <w:spacing w:after="120" w:line="240" w:lineRule="auto"/>
-      </w:pPr>
-    </w:p>
-    <w:p>
-      <w:pPr>
-        <w:jc w:val="both"/>
-        <w:spacing w:before="120" w:after="120" w:line="240" w:lineRule="auto"/>
-      </w:pPr>
-      <w:r>
-        <w:rPr>
-          <w:rFonts w:ascii="Arial" w:hAnsi="Arial" w:cs="Arial"/>
-          <w:color w:val="000000"/>
-          <w:sz w:val="24"/>
-          <w:szCs w:val="24"/>
-        </w:rPr>
-        <w:t xml:space="preserve">Among the Medical Emergencies,</w:t>
-      </w:r>
-    </w:p>
-    <w:p>
-      <w:pPr>
-        <w:jc w:val="both"/>
-        <w:spacing w:before="120" w:after="120" w:line="240" w:lineRule="auto"/>
-      </w:pPr>
-      <w:r>
-        <w:rPr>
-          <w:rFonts w:ascii="Arial" w:hAnsi="Arial" w:cs="Arial"/>
-          <w:color w:val="000000"/>
-          <w:sz w:val="24"/>
-          <w:szCs w:val="24"/>
-        </w:rPr>
-        <w:t xml:space="preserve">the recorded chief complaints included:</w:t>
-      </w:r>
-    </w:p>
-    <w:p>
-      <w:pPr>
-        <w:jc w:val="both"/>
-        <w:spacing w:before="120" w:after="120" w:line="240" w:lineRule="auto"/>
-      </w:pPr>
-      <w:r>
-        <w:rPr>
-          <w:rFonts w:ascii="Arial" w:hAnsi="Arial" w:cs="Arial"/>
-          <w:b/>
-          <w:bCs/>
-          <w:color w:val="000000"/>
-          <w:sz w:val="24"/>
-          <w:szCs w:val="24"/>
-        </w:rPr>
-        <w:t xml:space="preserve">{complaint_list}</w:t>
-      </w:r>
-      <w:r>
-        <w:rPr>
-          <w:rFonts w:ascii="Arial" w:hAnsi="Arial" w:cs="Arial"/>
-          <w:color w:val="000000"/>
-          <w:sz w:val="24"/>
-          <w:szCs w:val="24"/>
-        </w:rPr>
-        <w:t xml:space="preserve">.</w:t>
-      </w:r>
-    </w:p>
-    <w:p>
-      <w:pPr>
-        <w:spacing w:after="120" w:line="240" w:lineRule="auto"/>
-      </w:pPr>
-    </w:p>
-    <w:p>
-      <w:pPr>
-        <w:jc w:val="both"/>
-        <w:spacing w:before="120" w:after="120" w:line="240" w:lineRule="auto"/>
-      </w:pPr>
-      <w:r>
-        <w:rPr>
-          <w:rFonts w:ascii="Arial" w:hAnsi="Arial" w:cs="Arial"/>
-          <w:color w:val="000000"/>
-          <w:sz w:val="24"/>
-          <w:szCs w:val="24"/>
-        </w:rPr>
-        <w:t xml:space="preserve">The MDRRMO teams successfully performed their emergency response duties throughout the reporting period.</w:t>
+        <w:t xml:space="preserve">), emergency responders, radio operators, and the operation sections diligently and effectively did their duties.</w:t>
       </w:r>
     </w:p>
     <w:p>
@@ -487,8 +387,8 @@
               <w:rPr>
                 <w:rFonts w:ascii="Arial" w:hAnsi="Arial" w:cs="Arial"/>
                 <w:color w:val="000000"/>
-                <w:sz w:val="24"/>
-                <w:szCs w:val="24"/>
+                <w:sz w:val="22"/>
+                <w:szCs w:val="22"/>
               </w:rPr>
               <w:t xml:space="preserve">Prepared by:</w:t>
             </w:r>
@@ -507,8 +407,8 @@
               <w:rPr>
                 <w:rFonts w:ascii="Arial" w:hAnsi="Arial" w:cs="Arial"/>
                 <w:color w:val="000000"/>
-                <w:sz w:val="24"/>
-                <w:szCs w:val="24"/>
+                <w:sz w:val="22"/>
+                <w:szCs w:val="22"/>
               </w:rPr>
               <w:t xml:space="preserve">Checked by:</w:t>
             </w:r>
@@ -527,8 +427,8 @@
               <w:rPr>
                 <w:rFonts w:ascii="Arial" w:hAnsi="Arial" w:cs="Arial"/>
                 <w:color w:val="000000"/>
-                <w:sz w:val="24"/>
-                <w:szCs w:val="24"/>
+                <w:sz w:val="22"/>
+                <w:szCs w:val="22"/>
               </w:rPr>
               <w:t xml:space="preserve">Noted by:</w:t>
             </w:r>
@@ -561,8 +461,8 @@
                 <w:b/>
                 <w:bCs/>
                 <w:color w:val="000000"/>
-                <w:sz w:val="24"/>
-                <w:szCs w:val="24"/>
+                <w:sz w:val="22"/>
+                <w:szCs w:val="22"/>
               </w:rPr>
               <w:t xml:space="preserve">Rosalinda Espinar</w:t>
             </w:r>
@@ -576,8 +476,8 @@
               <w:rPr>
                 <w:rFonts w:ascii="Arial" w:hAnsi="Arial" w:cs="Arial"/>
                 <w:color w:val="000000"/>
-                <w:sz w:val="24"/>
-                <w:szCs w:val="24"/>
+                <w:sz w:val="22"/>
+                <w:szCs w:val="22"/>
               </w:rPr>
               <w:t xml:space="preserve">Incident Documentation Staff</w:t>
             </w:r>
@@ -608,8 +508,8 @@
                 <w:b/>
                 <w:bCs/>
                 <w:color w:val="000000"/>
-                <w:sz w:val="24"/>
-                <w:szCs w:val="24"/>
+                <w:sz w:val="22"/>
+                <w:szCs w:val="22"/>
               </w:rPr>
               <w:t xml:space="preserve">Giovanni Marco</w:t>
             </w:r>
@@ -623,8 +523,8 @@
               <w:rPr>
                 <w:rFonts w:ascii="Arial" w:hAnsi="Arial" w:cs="Arial"/>
                 <w:color w:val="000000"/>
-                <w:sz w:val="24"/>
-                <w:szCs w:val="24"/>
+                <w:sz w:val="22"/>
+                <w:szCs w:val="22"/>
               </w:rPr>
               <w:t xml:space="preserve">Operations-In-Charge</w:t>
             </w:r>
@@ -655,8 +555,8 @@
                 <w:b/>
                 <w:bCs/>
                 <w:color w:val="000000"/>
-                <w:sz w:val="24"/>
-                <w:szCs w:val="24"/>
+                <w:sz w:val="22"/>
+                <w:szCs w:val="22"/>
               </w:rPr>
               <w:t xml:space="preserve">Christian Noel Villanueva</w:t>
             </w:r>
@@ -670,8 +570,8 @@
               <w:rPr>
                 <w:rFonts w:ascii="Arial" w:hAnsi="Arial" w:cs="Arial"/>
                 <w:color w:val="000000"/>
-                <w:sz w:val="24"/>
-                <w:szCs w:val="24"/>
+                <w:sz w:val="22"/>
+                <w:szCs w:val="22"/>
               </w:rPr>
               <w:t xml:space="preserve">MGDH I – LDRRMO</w:t>
             </w:r>

--- a/frontend/public/templates/weekly-template.docx
+++ b/frontend/public/templates/weekly-template.docx
@@ -70,7 +70,7 @@
           <w:sz w:val="24"/>
           <w:szCs w:val="24"/>
         </w:rPr>
-        <w:t xml:space="preserve"> week of the Month Dated: </w:t>
+        <w:t xml:space="preserve"> of the month dated </w:t>
       </w:r>
       <w:r>
         <w:rPr>
@@ -81,16 +81,16 @@
           <w:sz w:val="24"/>
           <w:szCs w:val="24"/>
         </w:rPr>
-        <w:t xml:space="preserve">{date_range}</w:t>
-      </w:r>
-      <w:r>
-        <w:rPr>
-          <w:rFonts w:ascii="Arial" w:hAnsi="Arial" w:cs="Arial"/>
-          <w:color w:val="000000"/>
-          <w:sz w:val="24"/>
-          <w:szCs w:val="24"/>
-        </w:rPr>
-        <w:t xml:space="preserve">. The Municipal Disaster Risk Reduction and Management Office (</w:t>
+        <w:t xml:space="preserve">{start_date}</w:t>
+      </w:r>
+      <w:r>
+        <w:rPr>
+          <w:rFonts w:ascii="Arial" w:hAnsi="Arial" w:cs="Arial"/>
+          <w:color w:val="000000"/>
+          <w:sz w:val="24"/>
+          <w:szCs w:val="24"/>
+        </w:rPr>
+        <w:t xml:space="preserve"> to </w:t>
       </w:r>
       <w:r>
         <w:rPr>
@@ -101,16 +101,16 @@
           <w:sz w:val="24"/>
           <w:szCs w:val="24"/>
         </w:rPr>
-        <w:t xml:space="preserve">MDRRMO</w:t>
-      </w:r>
-      <w:r>
-        <w:rPr>
-          <w:rFonts w:ascii="Arial" w:hAnsi="Arial" w:cs="Arial"/>
-          <w:color w:val="000000"/>
-          <w:sz w:val="24"/>
-          <w:szCs w:val="24"/>
-        </w:rPr>
-        <w:t xml:space="preserve">) emergency responders responded to </w:t>
+        <w:t xml:space="preserve">{end_date}</w:t>
+      </w:r>
+      <w:r>
+        <w:rPr>
+          <w:rFonts w:ascii="Arial" w:hAnsi="Arial" w:cs="Arial"/>
+          <w:color w:val="000000"/>
+          <w:sz w:val="24"/>
+          <w:szCs w:val="24"/>
+        </w:rPr>
+        <w:t xml:space="preserve">, the MDRRMO responded to </w:t>
       </w:r>
       <w:r>
         <w:rPr>
@@ -121,7 +121,7 @@
           <w:sz w:val="24"/>
           <w:szCs w:val="24"/>
         </w:rPr>
-        <w:t xml:space="preserve">{total_incidents_text}</w:t>
+        <w:t xml:space="preserve">{total_incidents}</w:t>
       </w:r>
       <w:r>
         <w:rPr>
@@ -150,7 +150,23 @@
           <w:sz w:val="24"/>
           <w:szCs w:val="24"/>
         </w:rPr>
-        <w:t xml:space="preserve">       That </w:t>
+        <w:t xml:space="preserve">Of these,</w:t>
+      </w:r>
+    </w:p>
+    <w:p>
+      <w:pPr>
+        <w:jc w:val="both"/>
+        <w:ind w:left="360"/>
+        <w:spacing w:before="60" w:after="60" w:line="240" w:lineRule="auto"/>
+      </w:pPr>
+      <w:r>
+        <w:rPr>
+          <w:rFonts w:ascii="Arial" w:hAnsi="Arial" w:cs="Arial"/>
+          <w:color w:val="000000"/>
+          <w:sz w:val="24"/>
+          <w:szCs w:val="24"/>
+        </w:rPr>
+        <w:t xml:space="preserve">• </w:t>
       </w:r>
       <w:r>
         <w:rPr>
@@ -161,45 +177,68 @@
           <w:sz w:val="24"/>
           <w:szCs w:val="24"/>
         </w:rPr>
-        <w:t xml:space="preserve">{trauma_count_text}</w:t>
-      </w:r>
-      <w:r>
-        <w:rPr>
-          <w:rFonts w:ascii="Arial" w:hAnsi="Arial" w:cs="Arial"/>
-          <w:color w:val="000000"/>
-          <w:sz w:val="24"/>
-          <w:szCs w:val="24"/>
-        </w:rPr>
-        <w:t xml:space="preserve"> of the incidents were Trauma Emergencies, </w:t>
-      </w:r>
-      <w:r>
-        <w:rPr>
-          <w:rFonts w:ascii="Arial" w:hAnsi="Arial" w:cs="Arial"/>
-          <w:color w:val="000000"/>
-          <w:sz w:val="24"/>
-          <w:szCs w:val="24"/>
-        </w:rPr>
-        <w:t xml:space="preserve">{trauma_breakdown}.</w:t>
+        <w:t xml:space="preserve">{trauma_count}</w:t>
+      </w:r>
+      <w:r>
+        <w:rPr>
+          <w:rFonts w:ascii="Arial" w:hAnsi="Arial" w:cs="Arial"/>
+          <w:color w:val="000000"/>
+          <w:sz w:val="24"/>
+          <w:szCs w:val="24"/>
+        </w:rPr>
+        <w:t xml:space="preserve"> were Trauma Emergencies,</w:t>
       </w:r>
     </w:p>
     <w:p>
       <w:pPr>
-        <w:spacing w:after="120" w:line="240" w:lineRule="auto"/>
-      </w:pPr>
+        <w:jc w:val="both"/>
+        <w:ind w:left="360"/>
+        <w:spacing w:before="60" w:after="60" w:line="240" w:lineRule="auto"/>
+      </w:pPr>
+      <w:r>
+        <w:rPr>
+          <w:rFonts w:ascii="Arial" w:hAnsi="Arial" w:cs="Arial"/>
+          <w:color w:val="000000"/>
+          <w:sz w:val="24"/>
+          <w:szCs w:val="24"/>
+        </w:rPr>
+        <w:t xml:space="preserve">• </w:t>
+      </w:r>
+      <w:r>
+        <w:rPr>
+          <w:rFonts w:ascii="Arial" w:hAnsi="Arial" w:cs="Arial"/>
+          <w:b/>
+          <w:bCs/>
+          <w:color w:val="000000"/>
+          <w:sz w:val="24"/>
+          <w:szCs w:val="24"/>
+        </w:rPr>
+        <w:t xml:space="preserve">{medical_count}</w:t>
+      </w:r>
+      <w:r>
+        <w:rPr>
+          <w:rFonts w:ascii="Arial" w:hAnsi="Arial" w:cs="Arial"/>
+          <w:color w:val="000000"/>
+          <w:sz w:val="24"/>
+          <w:szCs w:val="24"/>
+        </w:rPr>
+        <w:t xml:space="preserve"> were Medical Emergencies, and</w:t>
+      </w:r>
     </w:p>
     <w:p>
       <w:pPr>
         <w:jc w:val="both"/>
-        <w:spacing w:before="120" w:after="120" w:line="240" w:lineRule="auto"/>
-      </w:pPr>
-      <w:r>
-        <w:rPr>
-          <w:rFonts w:ascii="Arial" w:hAnsi="Arial" w:cs="Arial"/>
-          <w:color w:val="000000"/>
-          <w:sz w:val="24"/>
-          <w:szCs w:val="24"/>
-        </w:rPr>
-        <w:t xml:space="preserve">       That </w:t>
+        <w:ind w:left="360"/>
+        <w:spacing w:before="60" w:after="60" w:line="240" w:lineRule="auto"/>
+      </w:pPr>
+      <w:r>
+        <w:rPr>
+          <w:rFonts w:ascii="Arial" w:hAnsi="Arial" w:cs="Arial"/>
+          <w:color w:val="000000"/>
+          <w:sz w:val="24"/>
+          <w:szCs w:val="24"/>
+        </w:rPr>
+        <w:t xml:space="preserve">• </w:t>
       </w:r>
       <w:r>
         <w:rPr>
@@ -210,43 +249,16 @@
           <w:sz w:val="24"/>
           <w:szCs w:val="24"/>
         </w:rPr>
-        <w:t xml:space="preserve">{medical_count_text}</w:t>
-      </w:r>
-      <w:r>
-        <w:rPr>
-          <w:rFonts w:ascii="Arial" w:hAnsi="Arial" w:cs="Arial"/>
-          <w:color w:val="000000"/>
-          <w:sz w:val="24"/>
-          <w:szCs w:val="24"/>
-        </w:rPr>
-        <w:t xml:space="preserve"> of the </w:t>
-      </w:r>
-      <w:r>
-        <w:rPr>
-          <w:rFonts w:ascii="Arial" w:hAnsi="Arial" w:cs="Arial"/>
-          <w:color w:val="000000"/>
-          <w:sz w:val="24"/>
-          <w:szCs w:val="24"/>
-        </w:rPr>
-        <w:t xml:space="preserve">{total_count_word}</w:t>
-      </w:r>
-      <w:r>
-        <w:rPr>
-          <w:rFonts w:ascii="Arial" w:hAnsi="Arial" w:cs="Arial"/>
-          <w:color w:val="000000"/>
-          <w:sz w:val="24"/>
-          <w:szCs w:val="24"/>
-        </w:rPr>
-        <w:t xml:space="preserve"> incidents were Medical Emergencies, </w:t>
-      </w:r>
-      <w:r>
-        <w:rPr>
-          <w:rFonts w:ascii="Arial" w:hAnsi="Arial" w:cs="Arial"/>
-          <w:color w:val="000000"/>
-          <w:sz w:val="24"/>
-          <w:szCs w:val="24"/>
-        </w:rPr>
-        <w:t xml:space="preserve">{medical_breakdown}.</w:t>
+        <w:t xml:space="preserve">{medical_conduction_count}</w:t>
+      </w:r>
+      <w:r>
+        <w:rPr>
+          <w:rFonts w:ascii="Arial" w:hAnsi="Arial" w:cs="Arial"/>
+          <w:color w:val="000000"/>
+          <w:sz w:val="24"/>
+          <w:szCs w:val="24"/>
+        </w:rPr>
+        <w:t xml:space="preserve"> was a Medical Conduction.</w:t>
       </w:r>
     </w:p>
     <w:p>
@@ -266,7 +278,23 @@
           <w:sz w:val="24"/>
           <w:szCs w:val="24"/>
         </w:rPr>
-        <w:t xml:space="preserve">       That the other </w:t>
+        <w:t xml:space="preserve">Among the Trauma Emergencies,</w:t>
+      </w:r>
+    </w:p>
+    <w:p>
+      <w:pPr>
+        <w:jc w:val="both"/>
+        <w:ind w:left="360"/>
+        <w:spacing w:before="60" w:after="60" w:line="240" w:lineRule="auto"/>
+      </w:pPr>
+      <w:r>
+        <w:rPr>
+          <w:rFonts w:ascii="Arial" w:hAnsi="Arial" w:cs="Arial"/>
+          <w:color w:val="000000"/>
+          <w:sz w:val="24"/>
+          <w:szCs w:val="24"/>
+        </w:rPr>
+        <w:t xml:space="preserve">• </w:t>
       </w:r>
       <w:r>
         <w:rPr>
@@ -277,63 +305,68 @@
           <w:sz w:val="24"/>
           <w:szCs w:val="24"/>
         </w:rPr>
-        <w:t xml:space="preserve">{conduction_count_text}</w:t>
-      </w:r>
-      <w:r>
-        <w:rPr>
-          <w:rFonts w:ascii="Arial" w:hAnsi="Arial" w:cs="Arial"/>
-          <w:color w:val="000000"/>
-          <w:sz w:val="24"/>
-          <w:szCs w:val="24"/>
-        </w:rPr>
-        <w:t xml:space="preserve"> of the </w:t>
-      </w:r>
-      <w:r>
-        <w:rPr>
-          <w:rFonts w:ascii="Arial" w:hAnsi="Arial" w:cs="Arial"/>
-          <w:color w:val="000000"/>
-          <w:sz w:val="24"/>
-          <w:szCs w:val="24"/>
-        </w:rPr>
-        <w:t xml:space="preserve">{total_count_word}</w:t>
-      </w:r>
-      <w:r>
-        <w:rPr>
-          <w:rFonts w:ascii="Arial" w:hAnsi="Arial" w:cs="Arial"/>
-          <w:color w:val="000000"/>
-          <w:sz w:val="24"/>
-          <w:szCs w:val="24"/>
-        </w:rPr>
-        <w:t xml:space="preserve"> incidents was a Medical Conduction, </w:t>
-      </w:r>
-      <w:r>
-        <w:rPr>
-          <w:rFonts w:ascii="Arial" w:hAnsi="Arial" w:cs="Arial"/>
-          <w:color w:val="000000"/>
-          <w:sz w:val="24"/>
-          <w:szCs w:val="24"/>
-        </w:rPr>
-        <w:t xml:space="preserve">{conduction_breakdown}.</w:t>
+        <w:t xml:space="preserve">{dead_count}</w:t>
+      </w:r>
+      <w:r>
+        <w:rPr>
+          <w:rFonts w:ascii="Arial" w:hAnsi="Arial" w:cs="Arial"/>
+          <w:color w:val="000000"/>
+          <w:sz w:val="24"/>
+          <w:szCs w:val="24"/>
+        </w:rPr>
+        <w:t xml:space="preserve"> patients were reported dead on the spot,</w:t>
       </w:r>
     </w:p>
     <w:p>
       <w:pPr>
-        <w:spacing w:after="120" w:line="240" w:lineRule="auto"/>
-      </w:pPr>
+        <w:jc w:val="both"/>
+        <w:ind w:left="360"/>
+        <w:spacing w:before="60" w:after="60" w:line="240" w:lineRule="auto"/>
+      </w:pPr>
+      <w:r>
+        <w:rPr>
+          <w:rFonts w:ascii="Arial" w:hAnsi="Arial" w:cs="Arial"/>
+          <w:color w:val="000000"/>
+          <w:sz w:val="24"/>
+          <w:szCs w:val="24"/>
+        </w:rPr>
+        <w:t xml:space="preserve">• </w:t>
+      </w:r>
+      <w:r>
+        <w:rPr>
+          <w:rFonts w:ascii="Arial" w:hAnsi="Arial" w:cs="Arial"/>
+          <w:b/>
+          <w:bCs/>
+          <w:color w:val="000000"/>
+          <w:sz w:val="24"/>
+          <w:szCs w:val="24"/>
+        </w:rPr>
+        <w:t xml:space="preserve">{cancelled_count}</w:t>
+      </w:r>
+      <w:r>
+        <w:rPr>
+          <w:rFonts w:ascii="Arial" w:hAnsi="Arial" w:cs="Arial"/>
+          <w:color w:val="000000"/>
+          <w:sz w:val="24"/>
+          <w:szCs w:val="24"/>
+        </w:rPr>
+        <w:t xml:space="preserve"> incident was cancelled,</w:t>
+      </w:r>
     </w:p>
     <w:p>
       <w:pPr>
         <w:jc w:val="both"/>
-        <w:spacing w:before="120" w:after="120" w:line="240" w:lineRule="auto"/>
-      </w:pPr>
-      <w:r>
-        <w:rPr>
-          <w:rFonts w:ascii="Arial" w:hAnsi="Arial" w:cs="Arial"/>
-          <w:color w:val="000000"/>
-          <w:sz w:val="24"/>
-          <w:szCs w:val="24"/>
-        </w:rPr>
-        <w:t xml:space="preserve">       That the Four (4) teams of the Municipal Disaster and Risk Reduction and Management Office (</w:t>
+        <w:ind w:left="360"/>
+        <w:spacing w:before="60" w:after="60" w:line="240" w:lineRule="auto"/>
+      </w:pPr>
+      <w:r>
+        <w:rPr>
+          <w:rFonts w:ascii="Arial" w:hAnsi="Arial" w:cs="Arial"/>
+          <w:color w:val="000000"/>
+          <w:sz w:val="24"/>
+          <w:szCs w:val="24"/>
+        </w:rPr>
+        <w:t xml:space="preserve">• </w:t>
       </w:r>
       <w:r>
         <w:rPr>
@@ -344,16 +377,143 @@
           <w:sz w:val="24"/>
           <w:szCs w:val="24"/>
         </w:rPr>
-        <w:t xml:space="preserve">MDRRMO</w:t>
-      </w:r>
-      <w:r>
-        <w:rPr>
-          <w:rFonts w:ascii="Arial" w:hAnsi="Arial" w:cs="Arial"/>
-          <w:color w:val="000000"/>
-          <w:sz w:val="24"/>
-          <w:szCs w:val="24"/>
-        </w:rPr>
-        <w:t xml:space="preserve">), emergency responders, radio operators, and the operation sections diligently and effectively did their duties.</w:t>
+        <w:t xml:space="preserve">{transported_count}</w:t>
+      </w:r>
+      <w:r>
+        <w:rPr>
+          <w:rFonts w:ascii="Arial" w:hAnsi="Arial" w:cs="Arial"/>
+          <w:color w:val="000000"/>
+          <w:sz w:val="24"/>
+          <w:szCs w:val="24"/>
+        </w:rPr>
+        <w:t xml:space="preserve"> patients were transported after receiving proper care.</w:t>
+      </w:r>
+    </w:p>
+    <w:p>
+      <w:pPr>
+        <w:spacing w:after="120" w:line="240" w:lineRule="auto"/>
+      </w:pPr>
+    </w:p>
+    <w:p>
+      <w:pPr>
+        <w:jc w:val="both"/>
+        <w:spacing w:before="120" w:after="120" w:line="240" w:lineRule="auto"/>
+      </w:pPr>
+      <w:r>
+        <w:rPr>
+          <w:rFonts w:ascii="Arial" w:hAnsi="Arial" w:cs="Arial"/>
+          <w:color w:val="000000"/>
+          <w:sz w:val="24"/>
+          <w:szCs w:val="24"/>
+        </w:rPr>
+        <w:t xml:space="preserve">The common injuries observed were:</w:t>
+      </w:r>
+    </w:p>
+    <w:p>
+      <w:pPr>
+        <w:jc w:val="both"/>
+        <w:spacing w:before="120" w:after="120" w:line="240" w:lineRule="auto"/>
+      </w:pPr>
+      <w:r>
+        <w:rPr>
+          <w:rFonts w:ascii="Arial" w:hAnsi="Arial" w:cs="Arial"/>
+          <w:b/>
+          <w:bCs/>
+          <w:color w:val="000000"/>
+          <w:sz w:val="24"/>
+          <w:szCs w:val="24"/>
+        </w:rPr>
+        <w:t xml:space="preserve">{injury_list}</w:t>
+      </w:r>
+      <w:r>
+        <w:rPr>
+          <w:rFonts w:ascii="Arial" w:hAnsi="Arial" w:cs="Arial"/>
+          <w:color w:val="000000"/>
+          <w:sz w:val="24"/>
+          <w:szCs w:val="24"/>
+        </w:rPr>
+        <w:t xml:space="preserve">.</w:t>
+      </w:r>
+    </w:p>
+    <w:p>
+      <w:pPr>
+        <w:spacing w:after="120" w:line="240" w:lineRule="auto"/>
+      </w:pPr>
+    </w:p>
+    <w:p>
+      <w:pPr>
+        <w:jc w:val="both"/>
+        <w:spacing w:before="120" w:after="120" w:line="240" w:lineRule="auto"/>
+      </w:pPr>
+      <w:r>
+        <w:rPr>
+          <w:rFonts w:ascii="Arial" w:hAnsi="Arial" w:cs="Arial"/>
+          <w:color w:val="000000"/>
+          <w:sz w:val="24"/>
+          <w:szCs w:val="24"/>
+        </w:rPr>
+        <w:t xml:space="preserve">Among the Medical Emergencies,</w:t>
+      </w:r>
+    </w:p>
+    <w:p>
+      <w:pPr>
+        <w:jc w:val="both"/>
+        <w:spacing w:before="120" w:after="120" w:line="240" w:lineRule="auto"/>
+      </w:pPr>
+      <w:r>
+        <w:rPr>
+          <w:rFonts w:ascii="Arial" w:hAnsi="Arial" w:cs="Arial"/>
+          <w:color w:val="000000"/>
+          <w:sz w:val="24"/>
+          <w:szCs w:val="24"/>
+        </w:rPr>
+        <w:t xml:space="preserve">the recorded chief complaints included:</w:t>
+      </w:r>
+    </w:p>
+    <w:p>
+      <w:pPr>
+        <w:jc w:val="both"/>
+        <w:spacing w:before="120" w:after="120" w:line="240" w:lineRule="auto"/>
+      </w:pPr>
+      <w:r>
+        <w:rPr>
+          <w:rFonts w:ascii="Arial" w:hAnsi="Arial" w:cs="Arial"/>
+          <w:b/>
+          <w:bCs/>
+          <w:color w:val="000000"/>
+          <w:sz w:val="24"/>
+          <w:szCs w:val="24"/>
+        </w:rPr>
+        <w:t xml:space="preserve">{complaint_list}</w:t>
+      </w:r>
+      <w:r>
+        <w:rPr>
+          <w:rFonts w:ascii="Arial" w:hAnsi="Arial" w:cs="Arial"/>
+          <w:color w:val="000000"/>
+          <w:sz w:val="24"/>
+          <w:szCs w:val="24"/>
+        </w:rPr>
+        <w:t xml:space="preserve">.</w:t>
+      </w:r>
+    </w:p>
+    <w:p>
+      <w:pPr>
+        <w:spacing w:after="120" w:line="240" w:lineRule="auto"/>
+      </w:pPr>
+    </w:p>
+    <w:p>
+      <w:pPr>
+        <w:jc w:val="both"/>
+        <w:spacing w:before="120" w:after="120" w:line="240" w:lineRule="auto"/>
+      </w:pPr>
+      <w:r>
+        <w:rPr>
+          <w:rFonts w:ascii="Arial" w:hAnsi="Arial" w:cs="Arial"/>
+          <w:color w:val="000000"/>
+          <w:sz w:val="24"/>
+          <w:szCs w:val="24"/>
+        </w:rPr>
+        <w:t xml:space="preserve">The MDRRMO teams successfully performed their emergency response duties throughout the reporting period.</w:t>
       </w:r>
     </w:p>
     <w:p>

--- a/frontend/public/templates/weekly-template.docx
+++ b/frontend/public/templates/weekly-template.docx
@@ -50,7 +50,7 @@
           <w:sz w:val="24"/>
           <w:szCs w:val="24"/>
         </w:rPr>
-        <w:t xml:space="preserve">       For the </w:t>
+        <w:t xml:space="preserve">       During the reporting period of </w:t>
       </w:r>
       <w:r>
         <w:rPr>
@@ -61,7 +61,7 @@
           <w:sz w:val="24"/>
           <w:szCs w:val="24"/>
         </w:rPr>
-        <w:t xml:space="preserve">{week_ordinal}</w:t>
+        <w:t xml:space="preserve">{date_range}</w:t>
       </w:r>
       <w:r>
         <w:rPr>
@@ -70,7 +70,7 @@
           <w:sz w:val="24"/>
           <w:szCs w:val="24"/>
         </w:rPr>
-        <w:t xml:space="preserve"> of the month dated </w:t>
+        <w:t xml:space="preserve">, the Municipal Disaster Risk Reduction and Management Office (</w:t>
       </w:r>
       <w:r>
         <w:rPr>
@@ -81,7 +81,7 @@
           <w:sz w:val="24"/>
           <w:szCs w:val="24"/>
         </w:rPr>
-        <w:t xml:space="preserve">{start_date}</w:t>
+        <w:t xml:space="preserve">MDRRMO</w:t>
       </w:r>
       <w:r>
         <w:rPr>
@@ -90,27 +90,7 @@
           <w:sz w:val="24"/>
           <w:szCs w:val="24"/>
         </w:rPr>
-        <w:t xml:space="preserve"> to </w:t>
-      </w:r>
-      <w:r>
-        <w:rPr>
-          <w:rFonts w:ascii="Arial" w:hAnsi="Arial" w:cs="Arial"/>
-          <w:b/>
-          <w:bCs/>
-          <w:color w:val="000000"/>
-          <w:sz w:val="24"/>
-          <w:szCs w:val="24"/>
-        </w:rPr>
-        <w:t xml:space="preserve">{end_date}</w:t>
-      </w:r>
-      <w:r>
-        <w:rPr>
-          <w:rFonts w:ascii="Arial" w:hAnsi="Arial" w:cs="Arial"/>
-          <w:color w:val="000000"/>
-          <w:sz w:val="24"/>
-          <w:szCs w:val="24"/>
-        </w:rPr>
-        <w:t xml:space="preserve">, the MDRRMO responded to </w:t>
+        <w:t xml:space="preserve">) responded to </w:t>
       </w:r>
       <w:r>
         <w:rPr>
@@ -150,7 +130,21 @@
           <w:sz w:val="24"/>
           <w:szCs w:val="24"/>
         </w:rPr>
-        <w:t xml:space="preserve">Of these,</w:t>
+        <w:t xml:space="preserve">The incidents consisted of:</w:t>
+      </w:r>
+    </w:p>
+    <w:p>
+      <w:pPr>
+        <w:spacing w:after="120" w:line="240" w:lineRule="auto"/>
+      </w:pPr>
+      <w:r>
+        <w:rPr>
+          <w:rFonts w:ascii="Arial" w:hAnsi="Arial" w:cs="Arial"/>
+          <w:color w:val="000000"/>
+          <w:sz w:val="24"/>
+          <w:szCs w:val="24"/>
+        </w:rPr>
+        <w:t xml:space="preserve">{#type_counts}</w:t>
       </w:r>
     </w:p>
     <w:p>
@@ -177,7 +171,7 @@
           <w:sz w:val="24"/>
           <w:szCs w:val="24"/>
         </w:rPr>
-        <w:t xml:space="preserve">{trauma_count}</w:t>
+        <w:t xml:space="preserve">{type_name}</w:t>
       </w:r>
       <w:r>
         <w:rPr>
@@ -186,23 +180,7 @@
           <w:sz w:val="24"/>
           <w:szCs w:val="24"/>
         </w:rPr>
-        <w:t xml:space="preserve"> were Trauma Emergencies,</w:t>
-      </w:r>
-    </w:p>
-    <w:p>
-      <w:pPr>
-        <w:jc w:val="both"/>
-        <w:ind w:left="360"/>
-        <w:spacing w:before="60" w:after="60" w:line="240" w:lineRule="auto"/>
-      </w:pPr>
-      <w:r>
-        <w:rPr>
-          <w:rFonts w:ascii="Arial" w:hAnsi="Arial" w:cs="Arial"/>
-          <w:color w:val="000000"/>
-          <w:sz w:val="24"/>
-          <w:szCs w:val="24"/>
-        </w:rPr>
-        <w:t xml:space="preserve">• </w:t>
+        <w:t xml:space="preserve"> (</w:t>
       </w:r>
       <w:r>
         <w:rPr>
@@ -213,7 +191,7 @@
           <w:sz w:val="24"/>
           <w:szCs w:val="24"/>
         </w:rPr>
-        <w:t xml:space="preserve">{medical_count}</w:t>
+        <w:t xml:space="preserve">{count}</w:t>
       </w:r>
       <w:r>
         <w:rPr>
@@ -222,14 +200,12 @@
           <w:sz w:val="24"/>
           <w:szCs w:val="24"/>
         </w:rPr>
-        <w:t xml:space="preserve"> were Medical Emergencies, and</w:t>
+        <w:t xml:space="preserve">)</w:t>
       </w:r>
     </w:p>
     <w:p>
       <w:pPr>
-        <w:jc w:val="both"/>
-        <w:ind w:left="360"/>
-        <w:spacing w:before="60" w:after="60" w:line="240" w:lineRule="auto"/>
+        <w:spacing w:after="120" w:line="240" w:lineRule="auto"/>
       </w:pPr>
       <w:r>
         <w:rPr>
@@ -238,7 +214,41 @@
           <w:sz w:val="24"/>
           <w:szCs w:val="24"/>
         </w:rPr>
-        <w:t xml:space="preserve">• </w:t>
+        <w:t xml:space="preserve">{/type_counts}</w:t>
+      </w:r>
+    </w:p>
+    <w:p>
+      <w:pPr>
+        <w:spacing w:after="120" w:line="240" w:lineRule="auto"/>
+      </w:pPr>
+    </w:p>
+    <w:p>
+      <w:pPr>
+        <w:spacing w:after="120" w:line="240" w:lineRule="auto"/>
+      </w:pPr>
+      <w:r>
+        <w:rPr>
+          <w:rFonts w:ascii="Arial" w:hAnsi="Arial" w:cs="Arial"/>
+          <w:color w:val="000000"/>
+          <w:sz w:val="24"/>
+          <w:szCs w:val="24"/>
+        </w:rPr>
+        <w:t xml:space="preserve">{#type_summaries}</w:t>
+      </w:r>
+    </w:p>
+    <w:p>
+      <w:pPr>
+        <w:jc w:val="both"/>
+        <w:spacing w:before="120" w:after="120" w:line="240" w:lineRule="auto"/>
+      </w:pPr>
+      <w:r>
+        <w:rPr>
+          <w:rFonts w:ascii="Arial" w:hAnsi="Arial" w:cs="Arial"/>
+          <w:color w:val="000000"/>
+          <w:sz w:val="24"/>
+          <w:szCs w:val="24"/>
+        </w:rPr>
+        <w:t xml:space="preserve">Among the </w:t>
       </w:r>
       <w:r>
         <w:rPr>
@@ -249,7 +259,7 @@
           <w:sz w:val="24"/>
           <w:szCs w:val="24"/>
         </w:rPr>
-        <w:t xml:space="preserve">{medical_conduction_count}</w:t>
+        <w:t xml:space="preserve">{type_name}</w:t>
       </w:r>
       <w:r>
         <w:rPr>
@@ -258,18 +268,14 @@
           <w:sz w:val="24"/>
           <w:szCs w:val="24"/>
         </w:rPr>
-        <w:t xml:space="preserve"> was a Medical Conduction.</w:t>
+        <w:t xml:space="preserve">,</w:t>
       </w:r>
     </w:p>
     <w:p>
       <w:pPr>
-        <w:spacing w:after="120" w:line="240" w:lineRule="auto"/>
-      </w:pPr>
-    </w:p>
-    <w:p>
-      <w:pPr>
         <w:jc w:val="both"/>
-        <w:spacing w:before="120" w:after="120" w:line="240" w:lineRule="auto"/>
+        <w:ind w:left="360"/>
+        <w:spacing w:before="60" w:after="60" w:line="240" w:lineRule="auto"/>
       </w:pPr>
       <w:r>
         <w:rPr>
@@ -278,15 +284,8 @@
           <w:sz w:val="24"/>
           <w:szCs w:val="24"/>
         </w:rPr>
-        <w:t xml:space="preserve">Among the Trauma Emergencies,</w:t>
-      </w:r>
-    </w:p>
-    <w:p>
-      <w:pPr>
-        <w:jc w:val="both"/>
-        <w:ind w:left="360"/>
-        <w:spacing w:before="60" w:after="60" w:line="240" w:lineRule="auto"/>
-      </w:pPr>
+        <w:t xml:space="preserve">• Common Causes: </w:t>
+      </w:r>
       <w:r>
         <w:rPr>
           <w:rFonts w:ascii="Arial" w:hAnsi="Arial" w:cs="Arial"/>
@@ -294,19 +293,15 @@
           <w:sz w:val="24"/>
           <w:szCs w:val="24"/>
         </w:rPr>
-        <w:t xml:space="preserve">• </w:t>
-      </w:r>
-      <w:r>
-        <w:rPr>
-          <w:rFonts w:ascii="Arial" w:hAnsi="Arial" w:cs="Arial"/>
-          <w:b/>
-          <w:bCs/>
-          <w:color w:val="000000"/>
-          <w:sz w:val="24"/>
-          <w:szCs w:val="24"/>
-        </w:rPr>
-        <w:t xml:space="preserve">{dead_count}</w:t>
-      </w:r>
+        <w:t xml:space="preserve">{common_causes}</w:t>
+      </w:r>
+    </w:p>
+    <w:p>
+      <w:pPr>
+        <w:jc w:val="both"/>
+        <w:ind w:left="360"/>
+        <w:spacing w:before="60" w:after="60" w:line="240" w:lineRule="auto"/>
+      </w:pPr>
       <w:r>
         <w:rPr>
           <w:rFonts w:ascii="Arial" w:hAnsi="Arial" w:cs="Arial"/>
@@ -314,15 +309,8 @@
           <w:sz w:val="24"/>
           <w:szCs w:val="24"/>
         </w:rPr>
-        <w:t xml:space="preserve"> patients were reported dead on the spot,</w:t>
-      </w:r>
-    </w:p>
-    <w:p>
-      <w:pPr>
-        <w:jc w:val="both"/>
-        <w:ind w:left="360"/>
-        <w:spacing w:before="60" w:after="60" w:line="240" w:lineRule="auto"/>
-      </w:pPr>
+        <w:t xml:space="preserve">• Number of Patients: </w:t>
+      </w:r>
       <w:r>
         <w:rPr>
           <w:rFonts w:ascii="Arial" w:hAnsi="Arial" w:cs="Arial"/>
@@ -330,19 +318,15 @@
           <w:sz w:val="24"/>
           <w:szCs w:val="24"/>
         </w:rPr>
-        <w:t xml:space="preserve">• </w:t>
-      </w:r>
-      <w:r>
-        <w:rPr>
-          <w:rFonts w:ascii="Arial" w:hAnsi="Arial" w:cs="Arial"/>
-          <w:b/>
-          <w:bCs/>
-          <w:color w:val="000000"/>
-          <w:sz w:val="24"/>
-          <w:szCs w:val="24"/>
-        </w:rPr>
-        <w:t xml:space="preserve">{cancelled_count}</w:t>
-      </w:r>
+        <w:t xml:space="preserve">{patient_count}</w:t>
+      </w:r>
+    </w:p>
+    <w:p>
+      <w:pPr>
+        <w:jc w:val="both"/>
+        <w:ind w:left="360"/>
+        <w:spacing w:before="60" w:after="60" w:line="240" w:lineRule="auto"/>
+      </w:pPr>
       <w:r>
         <w:rPr>
           <w:rFonts w:ascii="Arial" w:hAnsi="Arial" w:cs="Arial"/>
@@ -350,15 +334,8 @@
           <w:sz w:val="24"/>
           <w:szCs w:val="24"/>
         </w:rPr>
-        <w:t xml:space="preserve"> incident was cancelled,</w:t>
-      </w:r>
-    </w:p>
-    <w:p>
-      <w:pPr>
-        <w:jc w:val="both"/>
-        <w:ind w:left="360"/>
-        <w:spacing w:before="60" w:after="60" w:line="240" w:lineRule="auto"/>
-      </w:pPr>
+        <w:t xml:space="preserve">• Common Injuries or Conditions: </w:t>
+      </w:r>
       <w:r>
         <w:rPr>
           <w:rFonts w:ascii="Arial" w:hAnsi="Arial" w:cs="Arial"/>
@@ -366,19 +343,15 @@
           <w:sz w:val="24"/>
           <w:szCs w:val="24"/>
         </w:rPr>
-        <w:t xml:space="preserve">• </w:t>
-      </w:r>
-      <w:r>
-        <w:rPr>
-          <w:rFonts w:ascii="Arial" w:hAnsi="Arial" w:cs="Arial"/>
-          <w:b/>
-          <w:bCs/>
-          <w:color w:val="000000"/>
-          <w:sz w:val="24"/>
-          <w:szCs w:val="24"/>
-        </w:rPr>
-        <w:t xml:space="preserve">{transported_count}</w:t>
-      </w:r>
+        <w:t xml:space="preserve">{common_injuries_conditions}</w:t>
+      </w:r>
+    </w:p>
+    <w:p>
+      <w:pPr>
+        <w:jc w:val="both"/>
+        <w:ind w:left="360"/>
+        <w:spacing w:before="60" w:after="60" w:line="240" w:lineRule="auto"/>
+      </w:pPr>
       <w:r>
         <w:rPr>
           <w:rFonts w:ascii="Arial" w:hAnsi="Arial" w:cs="Arial"/>
@@ -386,19 +359,8 @@
           <w:sz w:val="24"/>
           <w:szCs w:val="24"/>
         </w:rPr>
-        <w:t xml:space="preserve"> patients were transported after receiving proper care.</w:t>
-      </w:r>
-    </w:p>
-    <w:p>
-      <w:pPr>
-        <w:spacing w:after="120" w:line="240" w:lineRule="auto"/>
-      </w:pPr>
-    </w:p>
-    <w:p>
-      <w:pPr>
-        <w:jc w:val="both"/>
-        <w:spacing w:before="120" w:after="120" w:line="240" w:lineRule="auto"/>
-      </w:pPr>
+        <w:t xml:space="preserve">• Responder Actions: </w:t>
+      </w:r>
       <w:r>
         <w:rPr>
           <w:rFonts w:ascii="Arial" w:hAnsi="Arial" w:cs="Arial"/>
@@ -406,25 +368,15 @@
           <w:sz w:val="24"/>
           <w:szCs w:val="24"/>
         </w:rPr>
-        <w:t xml:space="preserve">The common injuries observed were:</w:t>
+        <w:t xml:space="preserve">{responder_actions}</w:t>
       </w:r>
     </w:p>
     <w:p>
       <w:pPr>
         <w:jc w:val="both"/>
-        <w:spacing w:before="120" w:after="120" w:line="240" w:lineRule="auto"/>
-      </w:pPr>
-      <w:r>
-        <w:rPr>
-          <w:rFonts w:ascii="Arial" w:hAnsi="Arial" w:cs="Arial"/>
-          <w:b/>
-          <w:bCs/>
-          <w:color w:val="000000"/>
-          <w:sz w:val="24"/>
-          <w:szCs w:val="24"/>
-        </w:rPr>
-        <w:t xml:space="preserve">{injury_list}</w:t>
-      </w:r>
+        <w:ind w:left="360"/>
+        <w:spacing w:before="60" w:after="60" w:line="240" w:lineRule="auto"/>
+      </w:pPr>
       <w:r>
         <w:rPr>
           <w:rFonts w:ascii="Arial" w:hAnsi="Arial" w:cs="Arial"/>
@@ -432,19 +384,8 @@
           <w:sz w:val="24"/>
           <w:szCs w:val="24"/>
         </w:rPr>
-        <w:t xml:space="preserve">.</w:t>
-      </w:r>
-    </w:p>
-    <w:p>
-      <w:pPr>
-        <w:spacing w:after="120" w:line="240" w:lineRule="auto"/>
-      </w:pPr>
-    </w:p>
-    <w:p>
-      <w:pPr>
-        <w:jc w:val="both"/>
-        <w:spacing w:before="120" w:after="120" w:line="240" w:lineRule="auto"/>
-      </w:pPr>
+        <w:t xml:space="preserve">• Outcomes: </w:t>
+      </w:r>
       <w:r>
         <w:rPr>
           <w:rFonts w:ascii="Arial" w:hAnsi="Arial" w:cs="Arial"/>
@@ -452,13 +393,17 @@
           <w:sz w:val="24"/>
           <w:szCs w:val="24"/>
         </w:rPr>
-        <w:t xml:space="preserve">Among the Medical Emergencies,</w:t>
+        <w:t xml:space="preserve">{outcomes}</w:t>
       </w:r>
     </w:p>
     <w:p>
       <w:pPr>
-        <w:jc w:val="both"/>
-        <w:spacing w:before="120" w:after="120" w:line="240" w:lineRule="auto"/>
+        <w:spacing w:after="120" w:line="240" w:lineRule="auto"/>
+      </w:pPr>
+    </w:p>
+    <w:p>
+      <w:pPr>
+        <w:spacing w:after="120" w:line="240" w:lineRule="auto"/>
       </w:pPr>
       <w:r>
         <w:rPr>
@@ -467,7 +412,7 @@
           <w:sz w:val="24"/>
           <w:szCs w:val="24"/>
         </w:rPr>
-        <w:t xml:space="preserve">the recorded chief complaints included:</w:t>
+        <w:t xml:space="preserve">{/type_summaries}</w:t>
       </w:r>
     </w:p>
     <w:p>
@@ -475,17 +420,6 @@
         <w:jc w:val="both"/>
         <w:spacing w:before="120" w:after="120" w:line="240" w:lineRule="auto"/>
       </w:pPr>
-      <w:r>
-        <w:rPr>
-          <w:rFonts w:ascii="Arial" w:hAnsi="Arial" w:cs="Arial"/>
-          <w:b/>
-          <w:bCs/>
-          <w:color w:val="000000"/>
-          <w:sz w:val="24"/>
-          <w:szCs w:val="24"/>
-        </w:rPr>
-        <w:t xml:space="preserve">{complaint_list}</w:t>
-      </w:r>
       <w:r>
         <w:rPr>
           <w:rFonts w:ascii="Arial" w:hAnsi="Arial" w:cs="Arial"/>
@@ -493,27 +427,7 @@
           <w:sz w:val="24"/>
           <w:szCs w:val="24"/>
         </w:rPr>
-        <w:t xml:space="preserve">.</w:t>
-      </w:r>
-    </w:p>
-    <w:p>
-      <w:pPr>
-        <w:spacing w:after="120" w:line="240" w:lineRule="auto"/>
-      </w:pPr>
-    </w:p>
-    <w:p>
-      <w:pPr>
-        <w:jc w:val="both"/>
-        <w:spacing w:before="120" w:after="120" w:line="240" w:lineRule="auto"/>
-      </w:pPr>
-      <w:r>
-        <w:rPr>
-          <w:rFonts w:ascii="Arial" w:hAnsi="Arial" w:cs="Arial"/>
-          <w:color w:val="000000"/>
-          <w:sz w:val="24"/>
-          <w:szCs w:val="24"/>
-        </w:rPr>
-        <w:t xml:space="preserve">The MDRRMO teams successfully performed their emergency response duties throughout the reporting period.</w:t>
+        <w:t xml:space="preserve">       Finally, the four (4) teams of the MDRRMO emergency responders, radio operators, and operations personnel diligently and effectively performed their duties across all response activities throughout the reporting period.</w:t>
       </w:r>
     </w:p>
     <w:p>
